--- a/valencia/UD03/UD03 - Instalació i configuració d'un ERP.docx
+++ b/valencia/UD03/UD03 - Instalació i configuració d'un ERP.docx
@@ -318,26 +318,8 @@
           <w:szCs w:val="32"/>
           <w:rtl w:val="0"/>
         </w:rPr>
-        <w:t xml:space="preserve">Actualitzat Setembre 2024</w:t>
-      </w:r>
-      <w:r>
-        <w:rPr>
-          <w:rtl w:val="0"/>
-        </w:rPr>
-      </w:r>
-    </w:p>
-    <w:p>
-      <w:pPr>
-        <w:pageBreakBefore w:val="0"/>
-        <w:widowControl w:val="1"/>
-        <w:spacing w:after="0" w:before="0" w:line="312" w:lineRule="auto"/>
-        <w:ind w:left="-6.666666666666762" w:firstLine="0"/>
-        <w:jc w:val="left"/>
-        <w:rPr>
-          <w:rFonts w:ascii="Lato" w:cs="Lato" w:eastAsia="Lato" w:hAnsi="Lato"/>
-          <w:color w:val="595959"/>
-        </w:rPr>
-      </w:pPr>
+        <w:t xml:space="preserve">Actualitzat Setembre 2025</w:t>
+      </w:r>
       <w:r>
         <w:rPr>
           <w:rtl w:val="0"/>
@@ -854,6 +836,7 @@
     </w:p>
     <w:sdt>
       <w:sdtPr>
+        <w:id w:val="-1732789899"/>
         <w:docPartObj>
           <w:docPartGallery w:val="Table of Contents"/>
           <w:docPartUnique w:val="1"/>
@@ -1339,7 +1322,7 @@
                 <w:vertAlign w:val="baseline"/>
                 <w:rtl w:val="0"/>
               </w:rPr>
-              <w:t xml:space="preserve">5. Instal·lació d'un sistema ERP Odoo 17</w:t>
+              <w:t xml:space="preserve">5. Instal·lació d'un sistema ERP Odoo 18</w:t>
               <w:tab/>
               <w:t xml:space="preserve">8</w:t>
             </w:r>
@@ -1388,7 +1371,7 @@
                 <w:vertAlign w:val="baseline"/>
                 <w:rtl w:val="0"/>
               </w:rPr>
-              <w:t xml:space="preserve">5.1. Requisits d’Odoo 17</w:t>
+              <w:t xml:space="preserve">5.1. Requisits d’Odoo 18</w:t>
               <w:tab/>
               <w:t xml:space="preserve">8</w:t>
             </w:r>
@@ -1437,7 +1420,7 @@
                 <w:vertAlign w:val="baseline"/>
                 <w:rtl w:val="0"/>
               </w:rPr>
-              <w:t xml:space="preserve">5.2. Opció 1: Instal·lació manual d’Odoo 17</w:t>
+              <w:t xml:space="preserve">5.2. Opció 1: Instal·lació manual d’Odoo 18</w:t>
               <w:tab/>
               <w:t xml:space="preserve">8</w:t>
             </w:r>
@@ -1486,7 +1469,7 @@
                 <w:vertAlign w:val="baseline"/>
                 <w:rtl w:val="0"/>
               </w:rPr>
-              <w:t xml:space="preserve">5.3. Odoo 17 amb en Docker: - Part 1: Contenidor Odoo en producció</w:t>
+              <w:t xml:space="preserve">5.3. Odoo 18 amb en Docker: - Part 1: Contenidor Odoo en producció</w:t>
               <w:tab/>
               <w:t xml:space="preserve">9</w:t>
             </w:r>
@@ -1535,7 +1518,7 @@
                 <w:vertAlign w:val="baseline"/>
                 <w:rtl w:val="0"/>
               </w:rPr>
-              <w:t xml:space="preserve">5.4. Odoo 17 en Docker: - Part 2: Contenidor Odoo per a desenvolupament</w:t>
+              <w:t xml:space="preserve">5.4. Odoo 18 en Docker: - Part 2: Contenidor Odoo per a desenvolupament</w:t>
               <w:tab/>
               <w:t xml:space="preserve">10</w:t>
             </w:r>
@@ -1584,7 +1567,7 @@
                 <w:vertAlign w:val="baseline"/>
                 <w:rtl w:val="0"/>
               </w:rPr>
-              <w:t xml:space="preserve">5.5. Odoo 17 en Docker: - Part 3: Docker Compose per a Odoo - OPCIÓ RECOMANADA</w:t>
+              <w:t xml:space="preserve">5.5. Odoo 18 en Docker: - Part 3: Docker Compose per a Odoo - OPCIÓ RECOMANADA</w:t>
               <w:tab/>
               <w:t xml:space="preserve">11</w:t>
             </w:r>
@@ -1632,7 +1615,7 @@
                 <w:vertAlign w:val="baseline"/>
                 <w:rtl w:val="0"/>
               </w:rPr>
-              <w:t xml:space="preserve">6. Posada en marxa d’Odoo 17</w:t>
+              <w:t xml:space="preserve">6. Posada en marxa d’Odoo 18</w:t>
               <w:tab/>
               <w:t xml:space="preserve">13</w:t>
             </w:r>
@@ -1822,7 +1805,7 @@
         <w:pageBreakBefore w:val="0"/>
         <w:numPr>
           <w:ilvl w:val="0"/>
-          <w:numId w:val="3"/>
+          <w:numId w:val="17"/>
         </w:numPr>
         <w:ind w:left="720" w:hanging="360"/>
       </w:pPr>
@@ -1854,7 +1837,7 @@
         <w:pageBreakBefore w:val="0"/>
         <w:numPr>
           <w:ilvl w:val="1"/>
-          <w:numId w:val="8"/>
+          <w:numId w:val="10"/>
         </w:numPr>
         <w:ind w:left="570" w:hanging="570"/>
         <w:rPr>
@@ -1912,7 +1895,7 @@
         <w:pageBreakBefore w:val="0"/>
         <w:numPr>
           <w:ilvl w:val="0"/>
-          <w:numId w:val="12"/>
+          <w:numId w:val="19"/>
         </w:numPr>
         <w:spacing w:after="0" w:afterAutospacing="0"/>
         <w:ind w:left="720" w:hanging="360"/>
@@ -1932,7 +1915,7 @@
         <w:pageBreakBefore w:val="0"/>
         <w:numPr>
           <w:ilvl w:val="0"/>
-          <w:numId w:val="12"/>
+          <w:numId w:val="19"/>
         </w:numPr>
         <w:spacing w:after="0" w:afterAutospacing="0" w:before="0" w:beforeAutospacing="0"/>
         <w:ind w:left="720" w:hanging="360"/>
@@ -1952,7 +1935,7 @@
         <w:pageBreakBefore w:val="0"/>
         <w:numPr>
           <w:ilvl w:val="1"/>
-          <w:numId w:val="12"/>
+          <w:numId w:val="19"/>
         </w:numPr>
         <w:spacing w:after="0" w:afterAutospacing="0" w:before="0" w:beforeAutospacing="0"/>
         <w:ind w:left="1440" w:hanging="360"/>
@@ -1972,7 +1955,7 @@
         <w:pageBreakBefore w:val="0"/>
         <w:numPr>
           <w:ilvl w:val="1"/>
-          <w:numId w:val="12"/>
+          <w:numId w:val="19"/>
         </w:numPr>
         <w:spacing w:after="0" w:afterAutospacing="0" w:before="0" w:beforeAutospacing="0"/>
         <w:ind w:left="1440" w:hanging="360"/>
@@ -1992,7 +1975,7 @@
         <w:pageBreakBefore w:val="0"/>
         <w:numPr>
           <w:ilvl w:val="1"/>
-          <w:numId w:val="12"/>
+          <w:numId w:val="19"/>
         </w:numPr>
         <w:spacing w:after="0" w:afterAutospacing="0" w:before="0" w:beforeAutospacing="0"/>
         <w:ind w:left="1440" w:hanging="360"/>
@@ -2012,7 +1995,7 @@
         <w:pageBreakBefore w:val="0"/>
         <w:numPr>
           <w:ilvl w:val="2"/>
-          <w:numId w:val="12"/>
+          <w:numId w:val="19"/>
         </w:numPr>
         <w:spacing w:after="0" w:afterAutospacing="0" w:before="0" w:beforeAutospacing="0"/>
         <w:ind w:left="2160" w:hanging="360"/>
@@ -2032,7 +2015,7 @@
         <w:pageBreakBefore w:val="0"/>
         <w:numPr>
           <w:ilvl w:val="0"/>
-          <w:numId w:val="12"/>
+          <w:numId w:val="19"/>
         </w:numPr>
         <w:spacing w:after="0" w:afterAutospacing="0" w:before="0" w:beforeAutospacing="0"/>
         <w:ind w:left="720" w:hanging="360"/>
@@ -2052,7 +2035,7 @@
         <w:pageBreakBefore w:val="0"/>
         <w:numPr>
           <w:ilvl w:val="1"/>
-          <w:numId w:val="12"/>
+          <w:numId w:val="19"/>
         </w:numPr>
         <w:spacing w:before="0" w:beforeAutospacing="0"/>
         <w:ind w:left="1440" w:hanging="360"/>
@@ -2084,7 +2067,7 @@
         <w:pageBreakBefore w:val="0"/>
         <w:numPr>
           <w:ilvl w:val="1"/>
-          <w:numId w:val="8"/>
+          <w:numId w:val="10"/>
         </w:numPr>
         <w:ind w:left="576"/>
         <w:rPr>
@@ -2140,7 +2123,7 @@
         <w:pageBreakBefore w:val="0"/>
         <w:numPr>
           <w:ilvl w:val="0"/>
-          <w:numId w:val="16"/>
+          <w:numId w:val="5"/>
         </w:numPr>
         <w:spacing w:after="0" w:afterAutospacing="0"/>
         <w:ind w:left="720" w:hanging="360"/>
@@ -2161,7 +2144,7 @@
         <w:pageBreakBefore w:val="0"/>
         <w:numPr>
           <w:ilvl w:val="0"/>
-          <w:numId w:val="16"/>
+          <w:numId w:val="5"/>
         </w:numPr>
         <w:spacing w:after="0" w:afterAutospacing="0" w:before="0" w:beforeAutospacing="0"/>
         <w:ind w:left="720" w:hanging="360"/>
@@ -2181,7 +2164,7 @@
         <w:pageBreakBefore w:val="0"/>
         <w:numPr>
           <w:ilvl w:val="1"/>
-          <w:numId w:val="16"/>
+          <w:numId w:val="5"/>
         </w:numPr>
         <w:spacing w:after="0" w:afterAutospacing="0" w:before="0" w:beforeAutospacing="0"/>
         <w:ind w:left="1440" w:hanging="360"/>
@@ -2201,7 +2184,7 @@
         <w:pageBreakBefore w:val="0"/>
         <w:numPr>
           <w:ilvl w:val="1"/>
-          <w:numId w:val="16"/>
+          <w:numId w:val="5"/>
         </w:numPr>
         <w:spacing w:after="0" w:afterAutospacing="0" w:before="0" w:beforeAutospacing="0"/>
         <w:ind w:left="1440" w:hanging="360"/>
@@ -2221,7 +2204,7 @@
         <w:pageBreakBefore w:val="0"/>
         <w:numPr>
           <w:ilvl w:val="2"/>
-          <w:numId w:val="16"/>
+          <w:numId w:val="5"/>
         </w:numPr>
         <w:spacing w:after="0" w:afterAutospacing="0" w:before="0" w:beforeAutospacing="0"/>
         <w:ind w:left="2160" w:hanging="360"/>
@@ -2241,7 +2224,7 @@
         <w:pageBreakBefore w:val="0"/>
         <w:numPr>
           <w:ilvl w:val="0"/>
-          <w:numId w:val="16"/>
+          <w:numId w:val="5"/>
         </w:numPr>
         <w:spacing w:after="0" w:afterAutospacing="0" w:before="0" w:beforeAutospacing="0"/>
         <w:ind w:left="720" w:hanging="360"/>
@@ -2261,7 +2244,7 @@
         <w:pageBreakBefore w:val="0"/>
         <w:numPr>
           <w:ilvl w:val="1"/>
-          <w:numId w:val="16"/>
+          <w:numId w:val="5"/>
         </w:numPr>
         <w:spacing w:before="0" w:beforeAutospacing="0"/>
         <w:ind w:left="1440" w:hanging="360"/>
@@ -2293,7 +2276,7 @@
         <w:pageBreakBefore w:val="0"/>
         <w:numPr>
           <w:ilvl w:val="1"/>
-          <w:numId w:val="8"/>
+          <w:numId w:val="10"/>
         </w:numPr>
         <w:ind w:left="576"/>
         <w:rPr>
@@ -2352,7 +2335,7 @@
         <w:pageBreakBefore w:val="0"/>
         <w:numPr>
           <w:ilvl w:val="0"/>
-          <w:numId w:val="13"/>
+          <w:numId w:val="15"/>
         </w:numPr>
         <w:spacing w:after="0" w:afterAutospacing="0"/>
         <w:ind w:left="720" w:hanging="360"/>
@@ -2372,7 +2355,7 @@
         <w:pageBreakBefore w:val="0"/>
         <w:numPr>
           <w:ilvl w:val="0"/>
-          <w:numId w:val="13"/>
+          <w:numId w:val="15"/>
         </w:numPr>
         <w:spacing w:after="0" w:afterAutospacing="0" w:before="0" w:beforeAutospacing="0"/>
         <w:ind w:left="720" w:hanging="360"/>
@@ -2392,7 +2375,7 @@
         <w:pageBreakBefore w:val="0"/>
         <w:numPr>
           <w:ilvl w:val="0"/>
-          <w:numId w:val="13"/>
+          <w:numId w:val="15"/>
         </w:numPr>
         <w:spacing w:after="0" w:afterAutospacing="0" w:before="0" w:beforeAutospacing="0"/>
         <w:ind w:left="720" w:hanging="360"/>
@@ -2412,7 +2395,7 @@
         <w:pageBreakBefore w:val="0"/>
         <w:numPr>
           <w:ilvl w:val="0"/>
-          <w:numId w:val="13"/>
+          <w:numId w:val="15"/>
         </w:numPr>
         <w:spacing w:after="0" w:afterAutospacing="0" w:before="0" w:beforeAutospacing="0"/>
         <w:ind w:left="720" w:hanging="360"/>
@@ -2432,7 +2415,7 @@
         <w:pageBreakBefore w:val="0"/>
         <w:numPr>
           <w:ilvl w:val="0"/>
-          <w:numId w:val="13"/>
+          <w:numId w:val="15"/>
         </w:numPr>
         <w:spacing w:before="0" w:beforeAutospacing="0"/>
         <w:ind w:left="720" w:hanging="360"/>
@@ -2475,7 +2458,7 @@
         <w:pageBreakBefore w:val="0"/>
         <w:numPr>
           <w:ilvl w:val="0"/>
-          <w:numId w:val="10"/>
+          <w:numId w:val="2"/>
         </w:numPr>
         <w:spacing w:after="0" w:afterAutospacing="0"/>
         <w:ind w:left="720" w:hanging="360"/>
@@ -2495,7 +2478,7 @@
         <w:pageBreakBefore w:val="0"/>
         <w:numPr>
           <w:ilvl w:val="0"/>
-          <w:numId w:val="10"/>
+          <w:numId w:val="2"/>
         </w:numPr>
         <w:spacing w:after="0" w:afterAutospacing="0" w:before="0" w:beforeAutospacing="0"/>
         <w:ind w:left="720" w:hanging="360"/>
@@ -2515,7 +2498,7 @@
         <w:pageBreakBefore w:val="0"/>
         <w:numPr>
           <w:ilvl w:val="0"/>
-          <w:numId w:val="10"/>
+          <w:numId w:val="2"/>
         </w:numPr>
         <w:spacing w:before="0" w:beforeAutospacing="0"/>
         <w:ind w:left="720" w:hanging="360"/>
@@ -2548,7 +2531,7 @@
         <w:pageBreakBefore w:val="0"/>
         <w:numPr>
           <w:ilvl w:val="1"/>
-          <w:numId w:val="8"/>
+          <w:numId w:val="10"/>
         </w:numPr>
         <w:ind w:left="576"/>
         <w:rPr>
@@ -2620,7 +2603,7 @@
         <w:pageBreakBefore w:val="0"/>
         <w:numPr>
           <w:ilvl w:val="0"/>
-          <w:numId w:val="17"/>
+          <w:numId w:val="9"/>
         </w:numPr>
         <w:spacing w:after="0" w:afterAutospacing="0"/>
         <w:ind w:left="720" w:hanging="360"/>
@@ -2640,7 +2623,7 @@
         <w:pageBreakBefore w:val="0"/>
         <w:numPr>
           <w:ilvl w:val="1"/>
-          <w:numId w:val="17"/>
+          <w:numId w:val="9"/>
         </w:numPr>
         <w:spacing w:after="0" w:afterAutospacing="0" w:before="0" w:beforeAutospacing="0"/>
         <w:ind w:left="1440" w:hanging="360"/>
@@ -2660,7 +2643,7 @@
         <w:pageBreakBefore w:val="0"/>
         <w:numPr>
           <w:ilvl w:val="0"/>
-          <w:numId w:val="17"/>
+          <w:numId w:val="9"/>
         </w:numPr>
         <w:spacing w:after="0" w:afterAutospacing="0" w:before="0" w:beforeAutospacing="0"/>
         <w:ind w:left="720" w:hanging="360"/>
@@ -2680,7 +2663,7 @@
         <w:pageBreakBefore w:val="0"/>
         <w:numPr>
           <w:ilvl w:val="1"/>
-          <w:numId w:val="17"/>
+          <w:numId w:val="9"/>
         </w:numPr>
         <w:spacing w:after="0" w:afterAutospacing="0" w:before="0" w:beforeAutospacing="0"/>
         <w:ind w:left="1440" w:hanging="360"/>
@@ -2700,7 +2683,7 @@
         <w:pageBreakBefore w:val="0"/>
         <w:numPr>
           <w:ilvl w:val="0"/>
-          <w:numId w:val="17"/>
+          <w:numId w:val="9"/>
         </w:numPr>
         <w:spacing w:after="0" w:afterAutospacing="0" w:before="0" w:beforeAutospacing="0"/>
         <w:ind w:left="720" w:hanging="360"/>
@@ -2720,7 +2703,7 @@
         <w:pageBreakBefore w:val="0"/>
         <w:numPr>
           <w:ilvl w:val="1"/>
-          <w:numId w:val="17"/>
+          <w:numId w:val="9"/>
         </w:numPr>
         <w:spacing w:before="0" w:beforeAutospacing="0"/>
         <w:ind w:left="1440" w:hanging="360"/>
@@ -2752,7 +2735,7 @@
         <w:pageBreakBefore w:val="0"/>
         <w:numPr>
           <w:ilvl w:val="1"/>
-          <w:numId w:val="8"/>
+          <w:numId w:val="10"/>
         </w:numPr>
         <w:ind w:left="576"/>
         <w:rPr>
@@ -2912,7 +2895,7 @@
         <w:pageBreakBefore w:val="0"/>
         <w:numPr>
           <w:ilvl w:val="0"/>
-          <w:numId w:val="3"/>
+          <w:numId w:val="17"/>
         </w:numPr>
         <w:ind w:left="720" w:hanging="360"/>
         <w:rPr>
@@ -2965,7 +2948,7 @@
         <w:pageBreakBefore w:val="0"/>
         <w:numPr>
           <w:ilvl w:val="0"/>
-          <w:numId w:val="15"/>
+          <w:numId w:val="8"/>
         </w:numPr>
         <w:spacing w:after="0" w:afterAutospacing="0"/>
         <w:ind w:left="720" w:hanging="360"/>
@@ -2998,7 +2981,7 @@
         <w:pageBreakBefore w:val="0"/>
         <w:numPr>
           <w:ilvl w:val="1"/>
-          <w:numId w:val="15"/>
+          <w:numId w:val="8"/>
         </w:numPr>
         <w:spacing w:after="0" w:afterAutospacing="0" w:before="0" w:beforeAutospacing="0"/>
         <w:ind w:left="1440" w:hanging="360"/>
@@ -3025,7 +3008,7 @@
         <w:pageBreakBefore w:val="0"/>
         <w:numPr>
           <w:ilvl w:val="1"/>
-          <w:numId w:val="15"/>
+          <w:numId w:val="8"/>
         </w:numPr>
         <w:spacing w:after="0" w:afterAutospacing="0" w:before="0" w:beforeAutospacing="0"/>
         <w:ind w:left="1440" w:hanging="360"/>
@@ -3058,7 +3041,7 @@
         <w:pageBreakBefore w:val="0"/>
         <w:numPr>
           <w:ilvl w:val="0"/>
-          <w:numId w:val="15"/>
+          <w:numId w:val="8"/>
         </w:numPr>
         <w:spacing w:after="0" w:afterAutospacing="0" w:before="0" w:beforeAutospacing="0"/>
         <w:ind w:left="720" w:hanging="360"/>
@@ -3085,7 +3068,7 @@
         <w:pageBreakBefore w:val="0"/>
         <w:numPr>
           <w:ilvl w:val="1"/>
-          <w:numId w:val="15"/>
+          <w:numId w:val="8"/>
         </w:numPr>
         <w:spacing w:after="0" w:afterAutospacing="0" w:before="0" w:beforeAutospacing="0"/>
         <w:ind w:left="1440" w:hanging="360"/>
@@ -3102,7 +3085,7 @@
         <w:pageBreakBefore w:val="0"/>
         <w:numPr>
           <w:ilvl w:val="2"/>
-          <w:numId w:val="15"/>
+          <w:numId w:val="8"/>
         </w:numPr>
         <w:spacing w:after="0" w:afterAutospacing="0" w:before="0" w:beforeAutospacing="0"/>
         <w:ind w:left="2160" w:hanging="360"/>
@@ -3119,7 +3102,7 @@
         <w:pageBreakBefore w:val="0"/>
         <w:numPr>
           <w:ilvl w:val="2"/>
-          <w:numId w:val="15"/>
+          <w:numId w:val="8"/>
         </w:numPr>
         <w:spacing w:after="0" w:afterAutospacing="0" w:before="0" w:beforeAutospacing="0"/>
         <w:ind w:left="2160" w:hanging="360"/>
@@ -3136,7 +3119,7 @@
         <w:pageBreakBefore w:val="0"/>
         <w:numPr>
           <w:ilvl w:val="1"/>
-          <w:numId w:val="15"/>
+          <w:numId w:val="8"/>
         </w:numPr>
         <w:spacing w:after="0" w:afterAutospacing="0" w:before="0" w:beforeAutospacing="0"/>
         <w:ind w:left="1440" w:hanging="360"/>
@@ -3156,7 +3139,7 @@
         <w:pageBreakBefore w:val="0"/>
         <w:numPr>
           <w:ilvl w:val="0"/>
-          <w:numId w:val="15"/>
+          <w:numId w:val="8"/>
         </w:numPr>
         <w:spacing w:after="0" w:afterAutospacing="0" w:before="0" w:beforeAutospacing="0"/>
         <w:ind w:left="720" w:hanging="360"/>
@@ -3189,7 +3172,7 @@
         <w:pageBreakBefore w:val="0"/>
         <w:numPr>
           <w:ilvl w:val="1"/>
-          <w:numId w:val="15"/>
+          <w:numId w:val="8"/>
         </w:numPr>
         <w:spacing w:after="0" w:afterAutospacing="0" w:before="0" w:beforeAutospacing="0"/>
         <w:ind w:left="1440" w:hanging="360"/>
@@ -3222,7 +3205,7 @@
         <w:pageBreakBefore w:val="0"/>
         <w:numPr>
           <w:ilvl w:val="2"/>
-          <w:numId w:val="15"/>
+          <w:numId w:val="8"/>
         </w:numPr>
         <w:spacing w:after="0" w:afterAutospacing="0" w:before="0" w:beforeAutospacing="0"/>
         <w:ind w:left="2160" w:hanging="360"/>
@@ -3249,7 +3232,7 @@
         <w:pageBreakBefore w:val="0"/>
         <w:numPr>
           <w:ilvl w:val="1"/>
-          <w:numId w:val="15"/>
+          <w:numId w:val="8"/>
         </w:numPr>
         <w:spacing w:after="0" w:afterAutospacing="0" w:before="0" w:beforeAutospacing="0"/>
         <w:ind w:left="1440" w:hanging="360"/>
@@ -3282,7 +3265,7 @@
         <w:pageBreakBefore w:val="0"/>
         <w:numPr>
           <w:ilvl w:val="2"/>
-          <w:numId w:val="15"/>
+          <w:numId w:val="8"/>
         </w:numPr>
         <w:spacing w:after="0" w:afterAutospacing="0" w:before="0" w:beforeAutospacing="0"/>
         <w:ind w:left="2160" w:hanging="360"/>
@@ -3309,7 +3292,7 @@
         <w:pageBreakBefore w:val="0"/>
         <w:numPr>
           <w:ilvl w:val="1"/>
-          <w:numId w:val="15"/>
+          <w:numId w:val="8"/>
         </w:numPr>
         <w:spacing w:after="0" w:afterAutospacing="0" w:before="0" w:beforeAutospacing="0"/>
         <w:ind w:left="1440" w:hanging="360"/>
@@ -3342,7 +3325,7 @@
         <w:pageBreakBefore w:val="0"/>
         <w:numPr>
           <w:ilvl w:val="2"/>
-          <w:numId w:val="15"/>
+          <w:numId w:val="8"/>
         </w:numPr>
         <w:spacing w:after="0" w:afterAutospacing="0" w:before="0" w:beforeAutospacing="0"/>
         <w:ind w:left="2160" w:hanging="360"/>
@@ -3369,7 +3352,7 @@
         <w:pageBreakBefore w:val="0"/>
         <w:numPr>
           <w:ilvl w:val="1"/>
-          <w:numId w:val="15"/>
+          <w:numId w:val="8"/>
         </w:numPr>
         <w:spacing w:before="0" w:beforeAutospacing="0"/>
         <w:ind w:left="1440" w:hanging="360"/>
@@ -3390,7 +3373,7 @@
         <w:pageBreakBefore w:val="0"/>
         <w:numPr>
           <w:ilvl w:val="0"/>
-          <w:numId w:val="3"/>
+          <w:numId w:val="17"/>
         </w:numPr>
         <w:ind w:left="720" w:hanging="360"/>
         <w:rPr>
@@ -3531,7 +3514,7 @@
         <w:rPr>
           <w:rtl w:val="0"/>
         </w:rPr>
-        <w:t xml:space="preserve">Hi ha una gran quantitat de llicències lliures. En el següent enllaç hi ha una comparativa de les principals  </w:t>
+        <w:t xml:space="preserve">Hi ha una gran quantitat de llicències lliures. En el següent enllaç hi ha un estudi comparatiu de les principals  </w:t>
       </w:r>
       <w:hyperlink r:id="rId10">
         <w:r>
@@ -3578,7 +3561,7 @@
         <w:pageBreakBefore w:val="0"/>
         <w:numPr>
           <w:ilvl w:val="0"/>
-          <w:numId w:val="3"/>
+          <w:numId w:val="17"/>
         </w:numPr>
         <w:ind w:left="720" w:hanging="360"/>
         <w:rPr>
@@ -3614,7 +3597,7 @@
         <w:pageBreakBefore w:val="0"/>
         <w:numPr>
           <w:ilvl w:val="0"/>
-          <w:numId w:val="1"/>
+          <w:numId w:val="14"/>
         </w:numPr>
         <w:spacing w:after="0" w:afterAutospacing="0"/>
         <w:ind w:left="720" w:hanging="360"/>
@@ -3634,7 +3617,7 @@
         <w:pageBreakBefore w:val="0"/>
         <w:numPr>
           <w:ilvl w:val="0"/>
-          <w:numId w:val="1"/>
+          <w:numId w:val="14"/>
         </w:numPr>
         <w:spacing w:after="0" w:afterAutospacing="0" w:before="0" w:beforeAutospacing="0"/>
         <w:ind w:left="720" w:hanging="360"/>
@@ -3654,7 +3637,7 @@
         <w:pageBreakBefore w:val="0"/>
         <w:numPr>
           <w:ilvl w:val="0"/>
-          <w:numId w:val="1"/>
+          <w:numId w:val="14"/>
         </w:numPr>
         <w:spacing w:after="0" w:afterAutospacing="0" w:before="0" w:beforeAutospacing="0"/>
         <w:ind w:left="720" w:hanging="360"/>
@@ -3674,7 +3657,7 @@
         <w:pageBreakBefore w:val="0"/>
         <w:numPr>
           <w:ilvl w:val="0"/>
-          <w:numId w:val="1"/>
+          <w:numId w:val="14"/>
         </w:numPr>
         <w:spacing w:before="0" w:beforeAutospacing="0"/>
         <w:ind w:left="720" w:hanging="360"/>
@@ -3732,7 +3715,7 @@
         <w:pageBreakBefore w:val="0"/>
         <w:numPr>
           <w:ilvl w:val="0"/>
-          <w:numId w:val="5"/>
+          <w:numId w:val="3"/>
         </w:numPr>
         <w:spacing w:after="0" w:afterAutospacing="0"/>
         <w:ind w:left="720" w:hanging="360"/>
@@ -3752,7 +3735,7 @@
         <w:pageBreakBefore w:val="0"/>
         <w:numPr>
           <w:ilvl w:val="0"/>
-          <w:numId w:val="5"/>
+          <w:numId w:val="3"/>
         </w:numPr>
         <w:spacing w:after="0" w:afterAutospacing="0" w:before="0" w:beforeAutospacing="0"/>
         <w:ind w:left="720" w:hanging="360"/>
@@ -3772,7 +3755,7 @@
         <w:pageBreakBefore w:val="0"/>
         <w:numPr>
           <w:ilvl w:val="0"/>
-          <w:numId w:val="5"/>
+          <w:numId w:val="3"/>
         </w:numPr>
         <w:spacing w:after="0" w:afterAutospacing="0" w:before="0" w:beforeAutospacing="0"/>
         <w:ind w:left="720" w:hanging="360"/>
@@ -3792,7 +3775,7 @@
         <w:pageBreakBefore w:val="0"/>
         <w:numPr>
           <w:ilvl w:val="0"/>
-          <w:numId w:val="5"/>
+          <w:numId w:val="3"/>
         </w:numPr>
         <w:spacing w:before="0" w:beforeAutospacing="0"/>
         <w:ind w:left="720" w:hanging="360"/>
@@ -3825,7 +3808,7 @@
         <w:pageBreakBefore w:val="0"/>
         <w:numPr>
           <w:ilvl w:val="0"/>
-          <w:numId w:val="18"/>
+          <w:numId w:val="7"/>
         </w:numPr>
         <w:spacing w:after="0" w:afterAutospacing="0"/>
         <w:ind w:left="720" w:hanging="360"/>
@@ -3845,7 +3828,7 @@
         <w:pageBreakBefore w:val="0"/>
         <w:numPr>
           <w:ilvl w:val="0"/>
-          <w:numId w:val="18"/>
+          <w:numId w:val="7"/>
         </w:numPr>
         <w:spacing w:after="0" w:afterAutospacing="0" w:before="0" w:beforeAutospacing="0"/>
         <w:ind w:left="720" w:hanging="360"/>
@@ -3865,7 +3848,7 @@
         <w:pageBreakBefore w:val="0"/>
         <w:numPr>
           <w:ilvl w:val="1"/>
-          <w:numId w:val="18"/>
+          <w:numId w:val="7"/>
         </w:numPr>
         <w:spacing w:after="0" w:afterAutospacing="0" w:before="0" w:beforeAutospacing="0"/>
         <w:ind w:left="1440" w:hanging="360"/>
@@ -3885,7 +3868,7 @@
         <w:pageBreakBefore w:val="0"/>
         <w:numPr>
           <w:ilvl w:val="0"/>
-          <w:numId w:val="18"/>
+          <w:numId w:val="7"/>
         </w:numPr>
         <w:spacing w:after="0" w:afterAutospacing="0" w:before="0" w:beforeAutospacing="0"/>
         <w:ind w:left="720" w:hanging="360"/>
@@ -3905,7 +3888,7 @@
         <w:pageBreakBefore w:val="0"/>
         <w:numPr>
           <w:ilvl w:val="1"/>
-          <w:numId w:val="18"/>
+          <w:numId w:val="7"/>
         </w:numPr>
         <w:spacing w:before="0" w:beforeAutospacing="0"/>
         <w:ind w:left="1440" w:hanging="360"/>
@@ -3972,7 +3955,7 @@
         <w:pageBreakBefore w:val="0"/>
         <w:numPr>
           <w:ilvl w:val="0"/>
-          <w:numId w:val="6"/>
+          <w:numId w:val="13"/>
         </w:numPr>
         <w:spacing w:after="0" w:afterAutospacing="0"/>
         <w:ind w:left="720" w:hanging="360"/>
@@ -3992,7 +3975,7 @@
         <w:pageBreakBefore w:val="0"/>
         <w:numPr>
           <w:ilvl w:val="0"/>
-          <w:numId w:val="6"/>
+          <w:numId w:val="13"/>
         </w:numPr>
         <w:spacing w:before="0" w:beforeAutospacing="0"/>
         <w:ind w:left="720" w:hanging="360"/>
@@ -4061,7 +4044,7 @@
         <w:pageBreakBefore w:val="0"/>
         <w:numPr>
           <w:ilvl w:val="0"/>
-          <w:numId w:val="3"/>
+          <w:numId w:val="17"/>
         </w:numPr>
         <w:ind w:left="720" w:hanging="360"/>
         <w:rPr>
@@ -4077,7 +4060,7 @@
         <w:rPr>
           <w:rtl w:val="0"/>
         </w:rPr>
-        <w:t xml:space="preserve">Instal·lació d'un sistema ERP Odoo 17</w:t>
+        <w:t xml:space="preserve">Instal·lació d'un sistema ERP Odoo 18</w:t>
       </w:r>
     </w:p>
     <w:p>
@@ -4085,7 +4068,7 @@
         <w:pStyle w:val="Heading2"/>
         <w:numPr>
           <w:ilvl w:val="1"/>
-          <w:numId w:val="3"/>
+          <w:numId w:val="17"/>
         </w:numPr>
         <w:ind w:left="708.6614173228347" w:hanging="283.46456692913375"/>
       </w:pPr>
@@ -4095,18 +4078,18 @@
         <w:rPr>
           <w:rtl w:val="0"/>
         </w:rPr>
-        <w:t xml:space="preserve">Requisits d’Odoo 17</w:t>
-      </w:r>
-    </w:p>
-    <w:p>
-      <w:pPr>
-        <w:rPr/>
-      </w:pPr>
-      <w:r>
-        <w:rPr>
-          <w:rtl w:val="0"/>
-        </w:rPr>
-        <w:t xml:space="preserve">A efectes pràctics, Odoo 17 no necessita molta potència per a funcionar. Pot funcionar sense problemes en qualsevol ordinador amb diversos nuclis i almenys 512 MB de RAM, encara que amb aquesta configuració, si rep molts accessos simultanis la màquina es pot quedar curta.</w:t>
+        <w:t xml:space="preserve">Requisits d’Odoo 18</w:t>
+      </w:r>
+    </w:p>
+    <w:p>
+      <w:pPr>
+        <w:rPr/>
+      </w:pPr>
+      <w:r>
+        <w:rPr>
+          <w:rtl w:val="0"/>
+        </w:rPr>
+        <w:t xml:space="preserve">A efectes pràctics, Odoo 18 no necessita molta potència per a funcionar. Pot funcionar sense problemes en qualsevol ordinador amb diversos nuclis i almenys 512 MB de RAM, encara que amb aquesta configuració, si rep molts accessos simultanis la màquina es pot quedar curta.</w:t>
       </w:r>
     </w:p>
     <w:p>
@@ -4139,7 +4122,7 @@
         <w:rPr>
           <w:rtl w:val="0"/>
         </w:rPr>
-        <w:t xml:space="preserve">Odoo 17 funciona perfectament en màquines virtuals i contenidors. Algunes opcions de configuració poden ser: </w:t>
+        <w:t xml:space="preserve">Odoo 18 funciona perfectament en màquines virtuals i contenidors. Algunes opcions de configuració poden ser: </w:t>
       </w:r>
     </w:p>
     <w:p>
@@ -4244,7 +4227,7 @@
         <w:pageBreakBefore w:val="0"/>
         <w:numPr>
           <w:ilvl w:val="1"/>
-          <w:numId w:val="3"/>
+          <w:numId w:val="17"/>
         </w:numPr>
         <w:ind w:left="708.6614173228347" w:hanging="283.46456692913375"/>
       </w:pPr>
@@ -4254,7 +4237,7 @@
         <w:rPr>
           <w:rtl w:val="0"/>
         </w:rPr>
-        <w:t xml:space="preserve">Opció 1: Instal·lació manual d’Odoo 17</w:t>
+        <w:t xml:space="preserve">Opció 1: Instal·lació manual d’Odoo 18</w:t>
       </w:r>
       <w:r>
         <w:rPr>
@@ -4272,7 +4255,7 @@
         <w:rPr>
           <w:rtl w:val="0"/>
         </w:rPr>
-        <w:t xml:space="preserve">Si voleu fer una instalació manual d’Odoo 17, podeu seguir els pasos que estan explicats en  </w:t>
+        <w:t xml:space="preserve">Si voleu fer una instal·lació manual d’Odoo 18, podeu seguir els passos que estan explicats en  </w:t>
       </w:r>
       <w:hyperlink r:id="rId11">
         <w:r>
@@ -4281,7 +4264,7 @@
             <w:u w:val="single"/>
             <w:rtl w:val="0"/>
           </w:rPr>
-          <w:t xml:space="preserve">https://www.odoo.com/documentation/17.0/administration/on_premise.html</w:t>
+          <w:t xml:space="preserve">https://www.odoo.com/documentation/18.0/administration/on_premise.html</w:t>
         </w:r>
       </w:hyperlink>
       <w:r>
@@ -4347,7 +4330,7 @@
         <w:rPr>
           <w:rtl w:val="0"/>
         </w:rPr>
-        <w:t xml:space="preserve">no és l'opció recomanada per a cursar aquest ,mòdul. La opció recomanada es utilitzar </w:t>
+        <w:t xml:space="preserve">no és l'opció recomanada per a cursar aquest, mòdul. L'opció recomanada és utilitzar </w:t>
       </w:r>
       <w:r>
         <w:rPr>
@@ -4369,7 +4352,7 @@
         <w:pageBreakBefore w:val="0"/>
         <w:numPr>
           <w:ilvl w:val="1"/>
-          <w:numId w:val="3"/>
+          <w:numId w:val="17"/>
         </w:numPr>
         <w:ind w:left="708.6614173228347" w:hanging="283.46456692913375"/>
         <w:rPr>
@@ -4382,7 +4365,7 @@
         <w:rPr>
           <w:rtl w:val="0"/>
         </w:rPr>
-        <w:t xml:space="preserve">Odoo 17 amb en Docker: - Part 1: Contenidor Odoo en producció</w:t>
+        <w:t xml:space="preserve">Odoo 18 amb en Docker: - Part 1: Contenidor Odoo en producció</w:t>
       </w:r>
     </w:p>
     <w:p>
@@ -4532,7 +4515,7 @@
         <w:rPr>
           <w:rtl w:val="0"/>
         </w:rPr>
-        <w:t xml:space="preserve">Per posar en marxa Odoo 17 en mode producció crearem dos contenidors:</w:t>
+        <w:t xml:space="preserve">Per posar en marxa Odoo 18 en mode producció crearem dos contenidors:</w:t>
       </w:r>
     </w:p>
     <w:p>
@@ -4540,7 +4523,7 @@
         <w:pageBreakBefore w:val="0"/>
         <w:numPr>
           <w:ilvl w:val="0"/>
-          <w:numId w:val="14"/>
+          <w:numId w:val="6"/>
         </w:numPr>
         <w:spacing w:after="0" w:afterAutospacing="0"/>
         <w:ind w:left="720" w:hanging="360"/>
@@ -4552,7 +4535,7 @@
         <w:rPr>
           <w:rtl w:val="0"/>
         </w:rPr>
-        <w:t xml:space="preserve">El primer contenidor contindrà la base de dades PostgreSQL en la seua versió 14.</w:t>
+        <w:t xml:space="preserve">El primer contenidor contindrà la base de dades PostgreSQL en la seua versió 15.</w:t>
       </w:r>
     </w:p>
     <w:p>
@@ -4560,7 +4543,7 @@
         <w:pageBreakBefore w:val="0"/>
         <w:numPr>
           <w:ilvl w:val="0"/>
-          <w:numId w:val="14"/>
+          <w:numId w:val="6"/>
         </w:numPr>
         <w:spacing w:before="0" w:beforeAutospacing="0"/>
         <w:ind w:left="720" w:hanging="360"/>
@@ -4664,7 +4647,7 @@
         <w:pageBreakBefore w:val="0"/>
         <w:numPr>
           <w:ilvl w:val="0"/>
-          <w:numId w:val="11"/>
+          <w:numId w:val="12"/>
         </w:numPr>
         <w:spacing w:after="0" w:afterAutospacing="0"/>
         <w:ind w:left="720" w:hanging="360"/>
@@ -4691,7 +4674,7 @@
         <w:pageBreakBefore w:val="0"/>
         <w:numPr>
           <w:ilvl w:val="0"/>
-          <w:numId w:val="11"/>
+          <w:numId w:val="12"/>
         </w:numPr>
         <w:spacing w:after="0" w:afterAutospacing="0" w:before="0" w:beforeAutospacing="0"/>
         <w:ind w:left="720" w:hanging="360"/>
@@ -4724,7 +4707,7 @@
         <w:pageBreakBefore w:val="0"/>
         <w:numPr>
           <w:ilvl w:val="1"/>
-          <w:numId w:val="11"/>
+          <w:numId w:val="12"/>
         </w:numPr>
         <w:spacing w:after="0" w:afterAutospacing="0" w:before="0" w:beforeAutospacing="0"/>
         <w:ind w:left="1440" w:hanging="360"/>
@@ -4744,7 +4727,7 @@
         <w:pageBreakBefore w:val="0"/>
         <w:numPr>
           <w:ilvl w:val="0"/>
-          <w:numId w:val="11"/>
+          <w:numId w:val="12"/>
         </w:numPr>
         <w:spacing w:after="0" w:afterAutospacing="0" w:before="0" w:beforeAutospacing="0"/>
         <w:ind w:left="720" w:hanging="360"/>
@@ -4771,7 +4754,7 @@
         <w:pageBreakBefore w:val="0"/>
         <w:numPr>
           <w:ilvl w:val="0"/>
-          <w:numId w:val="11"/>
+          <w:numId w:val="12"/>
         </w:numPr>
         <w:spacing w:after="0" w:afterAutospacing="0" w:before="0" w:beforeAutospacing="0"/>
         <w:ind w:left="720" w:hanging="360"/>
@@ -4804,7 +4787,7 @@
         <w:pageBreakBefore w:val="0"/>
         <w:numPr>
           <w:ilvl w:val="0"/>
-          <w:numId w:val="11"/>
+          <w:numId w:val="12"/>
         </w:numPr>
         <w:spacing w:after="0" w:afterAutospacing="0" w:before="0" w:beforeAutospacing="0"/>
         <w:ind w:left="720" w:hanging="360"/>
@@ -4831,7 +4814,7 @@
         <w:pageBreakBefore w:val="0"/>
         <w:numPr>
           <w:ilvl w:val="1"/>
-          <w:numId w:val="11"/>
+          <w:numId w:val="12"/>
         </w:numPr>
         <w:spacing w:before="0" w:beforeAutospacing="0"/>
         <w:ind w:left="1440" w:hanging="360"/>
@@ -4989,7 +4972,7 @@
                 <w:shd w:fill="f8f8f8" w:val="clear"/>
                 <w:rtl w:val="0"/>
               </w:rPr>
-              <w:t xml:space="preserve">docker run -d -v /home/usuario/odoo/addons:/mnt/extra-addons -p 8069:8069 --name odooprod --user root --link db:db odoo:17</w:t>
+              <w:t xml:space="preserve">docker run -d -v /home/usuario/odoo/addons:/mnt/extra-addons -p 8069:8069 --name odooprod --user root --link db:db odoo:18</w:t>
             </w:r>
             <w:r>
               <w:rPr>
@@ -5017,7 +5000,7 @@
         <w:pageBreakBefore w:val="0"/>
         <w:numPr>
           <w:ilvl w:val="0"/>
-          <w:numId w:val="2"/>
+          <w:numId w:val="1"/>
         </w:numPr>
         <w:spacing w:after="0" w:afterAutospacing="0"/>
         <w:ind w:left="720" w:hanging="360"/>
@@ -5041,7 +5024,7 @@
         <w:pageBreakBefore w:val="0"/>
         <w:numPr>
           <w:ilvl w:val="0"/>
-          <w:numId w:val="2"/>
+          <w:numId w:val="1"/>
         </w:numPr>
         <w:spacing w:after="0" w:afterAutospacing="0" w:before="0" w:beforeAutospacing="0"/>
         <w:ind w:left="720" w:hanging="360"/>
@@ -5089,7 +5072,7 @@
         <w:pageBreakBefore w:val="0"/>
         <w:numPr>
           <w:ilvl w:val="0"/>
-          <w:numId w:val="2"/>
+          <w:numId w:val="1"/>
         </w:numPr>
         <w:spacing w:after="0" w:afterAutospacing="0" w:before="0" w:beforeAutospacing="0"/>
         <w:ind w:left="720" w:hanging="360"/>
@@ -5122,7 +5105,7 @@
         <w:pageBreakBefore w:val="0"/>
         <w:numPr>
           <w:ilvl w:val="0"/>
-          <w:numId w:val="2"/>
+          <w:numId w:val="1"/>
         </w:numPr>
         <w:spacing w:after="0" w:afterAutospacing="0" w:before="0" w:beforeAutospacing="0"/>
         <w:ind w:left="720" w:hanging="360"/>
@@ -5152,7 +5135,7 @@
         <w:pageBreakBefore w:val="0"/>
         <w:numPr>
           <w:ilvl w:val="0"/>
-          <w:numId w:val="2"/>
+          <w:numId w:val="1"/>
         </w:numPr>
         <w:spacing w:before="0" w:beforeAutospacing="0"/>
         <w:ind w:left="720" w:hanging="360"/>
@@ -5186,7 +5169,7 @@
         <w:pageBreakBefore w:val="0"/>
         <w:numPr>
           <w:ilvl w:val="1"/>
-          <w:numId w:val="3"/>
+          <w:numId w:val="17"/>
         </w:numPr>
         <w:ind w:left="708.6614173228347" w:hanging="283.46456692913375"/>
         <w:rPr>
@@ -5199,7 +5182,7 @@
         <w:rPr>
           <w:rtl w:val="0"/>
         </w:rPr>
-        <w:t xml:space="preserve">Odoo 17 en Docker: - Part 2: Contenidor Odoo per a desenvolupament</w:t>
+        <w:t xml:space="preserve">Odoo 18 en Docker: - Part 2: Contenidor Odoo per a desenvolupament</w:t>
       </w:r>
     </w:p>
     <w:p>
@@ -5405,7 +5388,7 @@
                 <w:shd w:fill="f8f8f8" w:val="clear"/>
                 <w:rtl w:val="0"/>
               </w:rPr>
-              <w:t xml:space="preserve">docker run -d -v /home/usuario/OdooDesarrollo/volumesOdoo/addons:/mnt/extra-addons -v /home/usuario/OdooDesarrollo/volumesOdoo/firestore:/var/lib/odoo/filestore -v /home/usuario/OdooDesarrollo/volumesOdoo/sessions:/var/lib/odoo/sessions -p 8069:8069 --name odoodev --user="root" --link db:db -t odoo:17 --dev=all</w:t>
+              <w:t xml:space="preserve">docker run -d -v /home/usuario/OdooDesarrollo/volumesOdoo/addons:/mnt/extra-addons -v /home/usuario/OdooDesarrollo/volumesOdoo/firestore:/var/lib/odoo/filestore -v /home/usuario/OdooDesarrollo/volumesOdoo/sessions:/var/lib/odoo/sessions -p 8069:8069 --name odoodev --user="root" --link db:db -t odoo:18 --dev=all</w:t>
             </w:r>
             <w:r>
               <w:rPr>
@@ -5433,7 +5416,7 @@
         <w:pageBreakBefore w:val="0"/>
         <w:numPr>
           <w:ilvl w:val="0"/>
-          <w:numId w:val="7"/>
+          <w:numId w:val="16"/>
         </w:numPr>
         <w:spacing w:after="0" w:afterAutospacing="0"/>
         <w:ind w:left="720" w:hanging="360"/>
@@ -5449,7 +5432,7 @@
         <w:rPr>
           <w:rtl w:val="0"/>
         </w:rPr>
-        <w:t xml:space="preserve">: la imatge d’Odoo 17 per defecte carrega els mòduls al directori del contenidor “/mnt/extra-addons”, per això  mapejem eixe directori al nostre directori de la màquina amfitrió “/home/usuario/OdooDesarrollo/addons”, on desenvoluparem utilitzant un IDE extern.</w:t>
+        <w:t xml:space="preserve">: la imatge d’Odoo 18 per defecte carrega els mòduls al directori del contenidor “/mnt/extra-addons”, per això  mapejem eixe directori al nostre directori de la màquina amfitrió “/home/usuario/OdooDesarrollo/addons”, on desenvoluparem utilitzant un IDE extern.</w:t>
       </w:r>
     </w:p>
     <w:p>
@@ -5457,7 +5440,7 @@
         <w:pageBreakBefore w:val="0"/>
         <w:numPr>
           <w:ilvl w:val="0"/>
-          <w:numId w:val="7"/>
+          <w:numId w:val="16"/>
         </w:numPr>
         <w:spacing w:after="0" w:afterAutospacing="0" w:before="0" w:beforeAutospacing="0"/>
         <w:ind w:left="720" w:hanging="360"/>
@@ -5481,7 +5464,7 @@
         <w:pageBreakBefore w:val="0"/>
         <w:numPr>
           <w:ilvl w:val="0"/>
-          <w:numId w:val="7"/>
+          <w:numId w:val="16"/>
         </w:numPr>
         <w:spacing w:after="0" w:afterAutospacing="0" w:before="0" w:beforeAutospacing="0"/>
         <w:ind w:left="720" w:hanging="360"/>
@@ -5505,7 +5488,7 @@
         <w:pageBreakBefore w:val="0"/>
         <w:numPr>
           <w:ilvl w:val="0"/>
-          <w:numId w:val="7"/>
+          <w:numId w:val="16"/>
         </w:numPr>
         <w:spacing w:after="0" w:afterAutospacing="0" w:before="0" w:beforeAutospacing="0"/>
         <w:ind w:left="720" w:hanging="360"/>
@@ -5532,7 +5515,7 @@
         <w:pageBreakBefore w:val="0"/>
         <w:numPr>
           <w:ilvl w:val="1"/>
-          <w:numId w:val="7"/>
+          <w:numId w:val="16"/>
         </w:numPr>
         <w:spacing w:before="0" w:beforeAutospacing="0"/>
         <w:ind w:left="1440" w:hanging="360"/>
@@ -5654,7 +5637,7 @@
         <w:pageBreakBefore w:val="0"/>
         <w:numPr>
           <w:ilvl w:val="1"/>
-          <w:numId w:val="3"/>
+          <w:numId w:val="17"/>
         </w:numPr>
         <w:ind w:left="708.6614173228347" w:hanging="283.46456692913375"/>
         <w:rPr>
@@ -5667,7 +5650,7 @@
         <w:rPr>
           <w:rtl w:val="0"/>
         </w:rPr>
-        <w:t xml:space="preserve">Odoo 17 en Docker: - Part 3: Docker Compose per a Odoo - OPCIÓ RECOMANADA</w:t>
+        <w:t xml:space="preserve">Odoo 18 en Docker: - Part 3: Docker Compose per a Odoo - OPCIÓ RECOMANADA</w:t>
       </w:r>
     </w:p>
     <w:p>
@@ -5944,7 +5927,7 @@
         <w:pageBreakBefore w:val="0"/>
         <w:numPr>
           <w:ilvl w:val="0"/>
-          <w:numId w:val="9"/>
+          <w:numId w:val="11"/>
         </w:numPr>
         <w:spacing w:after="0" w:afterAutospacing="0"/>
         <w:ind w:left="720" w:hanging="360"/>
@@ -5971,7 +5954,7 @@
         <w:pageBreakBefore w:val="0"/>
         <w:numPr>
           <w:ilvl w:val="0"/>
-          <w:numId w:val="9"/>
+          <w:numId w:val="11"/>
         </w:numPr>
         <w:spacing w:before="0" w:beforeAutospacing="0"/>
         <w:ind w:left="720" w:hanging="360"/>
@@ -6333,7 +6316,7 @@
                 <w:shd w:fill="f8f8f8" w:val="clear"/>
                 <w:rtl w:val="0"/>
               </w:rPr>
-              <w:t xml:space="preserve">17</w:t>
+              <w:t xml:space="preserve">18</w:t>
             </w:r>
             <w:r>
               <w:rPr>
@@ -6910,7 +6893,7 @@
         <w:pageBreakBefore w:val="0"/>
         <w:numPr>
           <w:ilvl w:val="0"/>
-          <w:numId w:val="3"/>
+          <w:numId w:val="17"/>
         </w:numPr>
         <w:ind w:left="720" w:hanging="360"/>
         <w:rPr>
@@ -6926,19 +6909,19 @@
         <w:rPr>
           <w:rtl w:val="0"/>
         </w:rPr>
-        <w:t xml:space="preserve">Posada en marxa d’Odoo 17</w:t>
-      </w:r>
-    </w:p>
-    <w:p>
-      <w:pPr>
-        <w:pageBreakBefore w:val="0"/>
-        <w:rPr/>
-      </w:pPr>
-      <w:r>
-        <w:rPr>
-          <w:rtl w:val="0"/>
-        </w:rPr>
-        <w:t xml:space="preserve">Una vegada realitzada la instal·lació amb qualsevol de les alternatives proposades anteriorment, accedirem </w:t>
+        <w:t xml:space="preserve">Posada en marxa d’Odoo 18</w:t>
+      </w:r>
+    </w:p>
+    <w:p>
+      <w:pPr>
+        <w:pageBreakBefore w:val="0"/>
+        <w:rPr/>
+      </w:pPr>
+      <w:r>
+        <w:rPr>
+          <w:rtl w:val="0"/>
+        </w:rPr>
+        <w:t xml:space="preserve">Una vegada feta la instal·lació amb qualsevol de les alternatives proposades anteriorment, accedirem </w:t>
       </w:r>
       <w:r>
         <w:rPr>
@@ -6993,12 +6976,12 @@
           <wp:inline distB="114300" distT="114300" distL="114300" distR="114300">
             <wp:extent cx="1649016" cy="2374582"/>
             <wp:effectExtent b="0" l="0" r="0" t="0"/>
-            <wp:docPr id="1" name="image4.png"/>
+            <wp:docPr id="1" name="image2.png"/>
             <a:graphic>
               <a:graphicData uri="http://schemas.openxmlformats.org/drawingml/2006/picture">
                 <pic:pic>
                   <pic:nvPicPr>
-                    <pic:cNvPr id="0" name="image4.png"/>
+                    <pic:cNvPr id="0" name="image2.png"/>
                     <pic:cNvPicPr preferRelativeResize="0"/>
                   </pic:nvPicPr>
                   <pic:blipFill>
@@ -7232,7 +7215,7 @@
         <w:rPr>
           <w:rtl w:val="0"/>
         </w:rPr>
-        <w:t xml:space="preserve">Aquesta pantalla indica que Odoo 17 s’ha instal·lat correctament i ja podem treballar amb ell.</w:t>
+        <w:t xml:space="preserve">Aquesta pantalla indica que Odoo 18 s’ha instal·lat correctament i ja podem treballar amb ell.</w:t>
       </w:r>
     </w:p>
     <w:p>
@@ -7241,7 +7224,7 @@
         <w:pageBreakBefore w:val="0"/>
         <w:numPr>
           <w:ilvl w:val="0"/>
-          <w:numId w:val="3"/>
+          <w:numId w:val="17"/>
         </w:numPr>
         <w:ind w:left="720" w:hanging="360"/>
         <w:rPr>
@@ -7277,7 +7260,7 @@
         <w:pageBreakBefore w:val="0"/>
         <w:numPr>
           <w:ilvl w:val="0"/>
-          <w:numId w:val="19"/>
+          <w:numId w:val="18"/>
         </w:numPr>
         <w:spacing w:after="0" w:afterAutospacing="0"/>
         <w:ind w:left="720" w:hanging="360"/>
@@ -7294,7 +7277,7 @@
         <w:pageBreakBefore w:val="0"/>
         <w:numPr>
           <w:ilvl w:val="0"/>
-          <w:numId w:val="19"/>
+          <w:numId w:val="18"/>
         </w:numPr>
         <w:spacing w:before="0" w:beforeAutospacing="0"/>
         <w:ind w:left="720" w:hanging="360"/>
@@ -7756,6 +7739,1528 @@
   <w:abstractNum w:abstractNumId="3">
     <w:lvl w:ilvl="0">
       <w:start w:val="1"/>
+      <w:numFmt w:val="bullet"/>
+      <w:lvlText w:val="●"/>
+      <w:lvlJc w:val="left"/>
+      <w:pPr>
+        <w:ind w:left="720" w:hanging="360"/>
+      </w:pPr>
+      <w:rPr>
+        <w:u w:val="none"/>
+      </w:rPr>
+    </w:lvl>
+    <w:lvl w:ilvl="1">
+      <w:start w:val="1"/>
+      <w:numFmt w:val="bullet"/>
+      <w:lvlText w:val="○"/>
+      <w:lvlJc w:val="left"/>
+      <w:pPr>
+        <w:ind w:left="1440" w:hanging="360"/>
+      </w:pPr>
+      <w:rPr>
+        <w:u w:val="none"/>
+      </w:rPr>
+    </w:lvl>
+    <w:lvl w:ilvl="2">
+      <w:start w:val="1"/>
+      <w:numFmt w:val="bullet"/>
+      <w:lvlText w:val="■"/>
+      <w:lvlJc w:val="left"/>
+      <w:pPr>
+        <w:ind w:left="2160" w:hanging="360"/>
+      </w:pPr>
+      <w:rPr>
+        <w:u w:val="none"/>
+      </w:rPr>
+    </w:lvl>
+    <w:lvl w:ilvl="3">
+      <w:start w:val="1"/>
+      <w:numFmt w:val="bullet"/>
+      <w:lvlText w:val="●"/>
+      <w:lvlJc w:val="left"/>
+      <w:pPr>
+        <w:ind w:left="2880" w:hanging="360"/>
+      </w:pPr>
+      <w:rPr>
+        <w:u w:val="none"/>
+      </w:rPr>
+    </w:lvl>
+    <w:lvl w:ilvl="4">
+      <w:start w:val="1"/>
+      <w:numFmt w:val="bullet"/>
+      <w:lvlText w:val="○"/>
+      <w:lvlJc w:val="left"/>
+      <w:pPr>
+        <w:ind w:left="3600" w:hanging="360"/>
+      </w:pPr>
+      <w:rPr>
+        <w:u w:val="none"/>
+      </w:rPr>
+    </w:lvl>
+    <w:lvl w:ilvl="5">
+      <w:start w:val="1"/>
+      <w:numFmt w:val="bullet"/>
+      <w:lvlText w:val="■"/>
+      <w:lvlJc w:val="left"/>
+      <w:pPr>
+        <w:ind w:left="4320" w:hanging="360"/>
+      </w:pPr>
+      <w:rPr>
+        <w:u w:val="none"/>
+      </w:rPr>
+    </w:lvl>
+    <w:lvl w:ilvl="6">
+      <w:start w:val="1"/>
+      <w:numFmt w:val="bullet"/>
+      <w:lvlText w:val="●"/>
+      <w:lvlJc w:val="left"/>
+      <w:pPr>
+        <w:ind w:left="5040" w:hanging="360"/>
+      </w:pPr>
+      <w:rPr>
+        <w:u w:val="none"/>
+      </w:rPr>
+    </w:lvl>
+    <w:lvl w:ilvl="7">
+      <w:start w:val="1"/>
+      <w:numFmt w:val="bullet"/>
+      <w:lvlText w:val="○"/>
+      <w:lvlJc w:val="left"/>
+      <w:pPr>
+        <w:ind w:left="5760" w:hanging="360"/>
+      </w:pPr>
+      <w:rPr>
+        <w:u w:val="none"/>
+      </w:rPr>
+    </w:lvl>
+    <w:lvl w:ilvl="8">
+      <w:start w:val="1"/>
+      <w:numFmt w:val="bullet"/>
+      <w:lvlText w:val="■"/>
+      <w:lvlJc w:val="left"/>
+      <w:pPr>
+        <w:ind w:left="6480" w:hanging="360"/>
+      </w:pPr>
+      <w:rPr>
+        <w:u w:val="none"/>
+      </w:rPr>
+    </w:lvl>
+  </w:abstractNum>
+  <w:abstractNum w:abstractNumId="4">
+    <w:lvl w:ilvl="0">
+      <w:start w:val="1"/>
+      <w:numFmt w:val="bullet"/>
+      <w:lvlText w:val="●"/>
+      <w:lvlJc w:val="left"/>
+      <w:pPr>
+        <w:ind w:left="720" w:hanging="360"/>
+      </w:pPr>
+      <w:rPr>
+        <w:u w:val="none"/>
+      </w:rPr>
+    </w:lvl>
+    <w:lvl w:ilvl="1">
+      <w:start w:val="1"/>
+      <w:numFmt w:val="bullet"/>
+      <w:lvlText w:val="○"/>
+      <w:lvlJc w:val="left"/>
+      <w:pPr>
+        <w:ind w:left="1440" w:hanging="360"/>
+      </w:pPr>
+      <w:rPr>
+        <w:u w:val="none"/>
+      </w:rPr>
+    </w:lvl>
+    <w:lvl w:ilvl="2">
+      <w:start w:val="1"/>
+      <w:numFmt w:val="bullet"/>
+      <w:lvlText w:val="■"/>
+      <w:lvlJc w:val="left"/>
+      <w:pPr>
+        <w:ind w:left="2160" w:hanging="360"/>
+      </w:pPr>
+      <w:rPr>
+        <w:u w:val="none"/>
+      </w:rPr>
+    </w:lvl>
+    <w:lvl w:ilvl="3">
+      <w:start w:val="1"/>
+      <w:numFmt w:val="bullet"/>
+      <w:lvlText w:val="●"/>
+      <w:lvlJc w:val="left"/>
+      <w:pPr>
+        <w:ind w:left="2880" w:hanging="360"/>
+      </w:pPr>
+      <w:rPr>
+        <w:u w:val="none"/>
+      </w:rPr>
+    </w:lvl>
+    <w:lvl w:ilvl="4">
+      <w:start w:val="1"/>
+      <w:numFmt w:val="bullet"/>
+      <w:lvlText w:val="○"/>
+      <w:lvlJc w:val="left"/>
+      <w:pPr>
+        <w:ind w:left="3600" w:hanging="360"/>
+      </w:pPr>
+      <w:rPr>
+        <w:u w:val="none"/>
+      </w:rPr>
+    </w:lvl>
+    <w:lvl w:ilvl="5">
+      <w:start w:val="1"/>
+      <w:numFmt w:val="bullet"/>
+      <w:lvlText w:val="■"/>
+      <w:lvlJc w:val="left"/>
+      <w:pPr>
+        <w:ind w:left="4320" w:hanging="360"/>
+      </w:pPr>
+      <w:rPr>
+        <w:u w:val="none"/>
+      </w:rPr>
+    </w:lvl>
+    <w:lvl w:ilvl="6">
+      <w:start w:val="1"/>
+      <w:numFmt w:val="bullet"/>
+      <w:lvlText w:val="●"/>
+      <w:lvlJc w:val="left"/>
+      <w:pPr>
+        <w:ind w:left="5040" w:hanging="360"/>
+      </w:pPr>
+      <w:rPr>
+        <w:u w:val="none"/>
+      </w:rPr>
+    </w:lvl>
+    <w:lvl w:ilvl="7">
+      <w:start w:val="1"/>
+      <w:numFmt w:val="bullet"/>
+      <w:lvlText w:val="○"/>
+      <w:lvlJc w:val="left"/>
+      <w:pPr>
+        <w:ind w:left="5760" w:hanging="360"/>
+      </w:pPr>
+      <w:rPr>
+        <w:u w:val="none"/>
+      </w:rPr>
+    </w:lvl>
+    <w:lvl w:ilvl="8">
+      <w:start w:val="1"/>
+      <w:numFmt w:val="bullet"/>
+      <w:lvlText w:val="■"/>
+      <w:lvlJc w:val="left"/>
+      <w:pPr>
+        <w:ind w:left="6480" w:hanging="360"/>
+      </w:pPr>
+      <w:rPr>
+        <w:u w:val="none"/>
+      </w:rPr>
+    </w:lvl>
+  </w:abstractNum>
+  <w:abstractNum w:abstractNumId="5">
+    <w:lvl w:ilvl="0">
+      <w:start w:val="1"/>
+      <w:numFmt w:val="bullet"/>
+      <w:lvlText w:val="●"/>
+      <w:lvlJc w:val="left"/>
+      <w:pPr>
+        <w:ind w:left="720" w:hanging="360"/>
+      </w:pPr>
+      <w:rPr>
+        <w:u w:val="none"/>
+      </w:rPr>
+    </w:lvl>
+    <w:lvl w:ilvl="1">
+      <w:start w:val="1"/>
+      <w:numFmt w:val="bullet"/>
+      <w:lvlText w:val="○"/>
+      <w:lvlJc w:val="left"/>
+      <w:pPr>
+        <w:ind w:left="1440" w:hanging="360"/>
+      </w:pPr>
+      <w:rPr>
+        <w:u w:val="none"/>
+      </w:rPr>
+    </w:lvl>
+    <w:lvl w:ilvl="2">
+      <w:start w:val="1"/>
+      <w:numFmt w:val="bullet"/>
+      <w:lvlText w:val="■"/>
+      <w:lvlJc w:val="left"/>
+      <w:pPr>
+        <w:ind w:left="2160" w:hanging="360"/>
+      </w:pPr>
+      <w:rPr>
+        <w:u w:val="none"/>
+      </w:rPr>
+    </w:lvl>
+    <w:lvl w:ilvl="3">
+      <w:start w:val="1"/>
+      <w:numFmt w:val="bullet"/>
+      <w:lvlText w:val="●"/>
+      <w:lvlJc w:val="left"/>
+      <w:pPr>
+        <w:ind w:left="2880" w:hanging="360"/>
+      </w:pPr>
+      <w:rPr>
+        <w:u w:val="none"/>
+      </w:rPr>
+    </w:lvl>
+    <w:lvl w:ilvl="4">
+      <w:start w:val="1"/>
+      <w:numFmt w:val="bullet"/>
+      <w:lvlText w:val="○"/>
+      <w:lvlJc w:val="left"/>
+      <w:pPr>
+        <w:ind w:left="3600" w:hanging="360"/>
+      </w:pPr>
+      <w:rPr>
+        <w:u w:val="none"/>
+      </w:rPr>
+    </w:lvl>
+    <w:lvl w:ilvl="5">
+      <w:start w:val="1"/>
+      <w:numFmt w:val="bullet"/>
+      <w:lvlText w:val="■"/>
+      <w:lvlJc w:val="left"/>
+      <w:pPr>
+        <w:ind w:left="4320" w:hanging="360"/>
+      </w:pPr>
+      <w:rPr>
+        <w:u w:val="none"/>
+      </w:rPr>
+    </w:lvl>
+    <w:lvl w:ilvl="6">
+      <w:start w:val="1"/>
+      <w:numFmt w:val="bullet"/>
+      <w:lvlText w:val="●"/>
+      <w:lvlJc w:val="left"/>
+      <w:pPr>
+        <w:ind w:left="5040" w:hanging="360"/>
+      </w:pPr>
+      <w:rPr>
+        <w:u w:val="none"/>
+      </w:rPr>
+    </w:lvl>
+    <w:lvl w:ilvl="7">
+      <w:start w:val="1"/>
+      <w:numFmt w:val="bullet"/>
+      <w:lvlText w:val="○"/>
+      <w:lvlJc w:val="left"/>
+      <w:pPr>
+        <w:ind w:left="5760" w:hanging="360"/>
+      </w:pPr>
+      <w:rPr>
+        <w:u w:val="none"/>
+      </w:rPr>
+    </w:lvl>
+    <w:lvl w:ilvl="8">
+      <w:start w:val="1"/>
+      <w:numFmt w:val="bullet"/>
+      <w:lvlText w:val="■"/>
+      <w:lvlJc w:val="left"/>
+      <w:pPr>
+        <w:ind w:left="6480" w:hanging="360"/>
+      </w:pPr>
+      <w:rPr>
+        <w:u w:val="none"/>
+      </w:rPr>
+    </w:lvl>
+  </w:abstractNum>
+  <w:abstractNum w:abstractNumId="6">
+    <w:lvl w:ilvl="0">
+      <w:start w:val="1"/>
+      <w:numFmt w:val="bullet"/>
+      <w:lvlText w:val="●"/>
+      <w:lvlJc w:val="left"/>
+      <w:pPr>
+        <w:ind w:left="720" w:hanging="360"/>
+      </w:pPr>
+      <w:rPr>
+        <w:u w:val="none"/>
+      </w:rPr>
+    </w:lvl>
+    <w:lvl w:ilvl="1">
+      <w:start w:val="1"/>
+      <w:numFmt w:val="bullet"/>
+      <w:lvlText w:val="○"/>
+      <w:lvlJc w:val="left"/>
+      <w:pPr>
+        <w:ind w:left="1440" w:hanging="360"/>
+      </w:pPr>
+      <w:rPr>
+        <w:u w:val="none"/>
+      </w:rPr>
+    </w:lvl>
+    <w:lvl w:ilvl="2">
+      <w:start w:val="1"/>
+      <w:numFmt w:val="bullet"/>
+      <w:lvlText w:val="■"/>
+      <w:lvlJc w:val="left"/>
+      <w:pPr>
+        <w:ind w:left="2160" w:hanging="360"/>
+      </w:pPr>
+      <w:rPr>
+        <w:u w:val="none"/>
+      </w:rPr>
+    </w:lvl>
+    <w:lvl w:ilvl="3">
+      <w:start w:val="1"/>
+      <w:numFmt w:val="bullet"/>
+      <w:lvlText w:val="●"/>
+      <w:lvlJc w:val="left"/>
+      <w:pPr>
+        <w:ind w:left="2880" w:hanging="360"/>
+      </w:pPr>
+      <w:rPr>
+        <w:u w:val="none"/>
+      </w:rPr>
+    </w:lvl>
+    <w:lvl w:ilvl="4">
+      <w:start w:val="1"/>
+      <w:numFmt w:val="bullet"/>
+      <w:lvlText w:val="○"/>
+      <w:lvlJc w:val="left"/>
+      <w:pPr>
+        <w:ind w:left="3600" w:hanging="360"/>
+      </w:pPr>
+      <w:rPr>
+        <w:u w:val="none"/>
+      </w:rPr>
+    </w:lvl>
+    <w:lvl w:ilvl="5">
+      <w:start w:val="1"/>
+      <w:numFmt w:val="bullet"/>
+      <w:lvlText w:val="■"/>
+      <w:lvlJc w:val="left"/>
+      <w:pPr>
+        <w:ind w:left="4320" w:hanging="360"/>
+      </w:pPr>
+      <w:rPr>
+        <w:u w:val="none"/>
+      </w:rPr>
+    </w:lvl>
+    <w:lvl w:ilvl="6">
+      <w:start w:val="1"/>
+      <w:numFmt w:val="bullet"/>
+      <w:lvlText w:val="●"/>
+      <w:lvlJc w:val="left"/>
+      <w:pPr>
+        <w:ind w:left="5040" w:hanging="360"/>
+      </w:pPr>
+      <w:rPr>
+        <w:u w:val="none"/>
+      </w:rPr>
+    </w:lvl>
+    <w:lvl w:ilvl="7">
+      <w:start w:val="1"/>
+      <w:numFmt w:val="bullet"/>
+      <w:lvlText w:val="○"/>
+      <w:lvlJc w:val="left"/>
+      <w:pPr>
+        <w:ind w:left="5760" w:hanging="360"/>
+      </w:pPr>
+      <w:rPr>
+        <w:u w:val="none"/>
+      </w:rPr>
+    </w:lvl>
+    <w:lvl w:ilvl="8">
+      <w:start w:val="1"/>
+      <w:numFmt w:val="bullet"/>
+      <w:lvlText w:val="■"/>
+      <w:lvlJc w:val="left"/>
+      <w:pPr>
+        <w:ind w:left="6480" w:hanging="360"/>
+      </w:pPr>
+      <w:rPr>
+        <w:u w:val="none"/>
+      </w:rPr>
+    </w:lvl>
+  </w:abstractNum>
+  <w:abstractNum w:abstractNumId="7">
+    <w:lvl w:ilvl="0">
+      <w:start w:val="1"/>
+      <w:numFmt w:val="bullet"/>
+      <w:lvlText w:val="●"/>
+      <w:lvlJc w:val="left"/>
+      <w:pPr>
+        <w:ind w:left="720" w:hanging="360"/>
+      </w:pPr>
+      <w:rPr>
+        <w:u w:val="none"/>
+      </w:rPr>
+    </w:lvl>
+    <w:lvl w:ilvl="1">
+      <w:start w:val="1"/>
+      <w:numFmt w:val="bullet"/>
+      <w:lvlText w:val="○"/>
+      <w:lvlJc w:val="left"/>
+      <w:pPr>
+        <w:ind w:left="1440" w:hanging="360"/>
+      </w:pPr>
+      <w:rPr>
+        <w:u w:val="none"/>
+      </w:rPr>
+    </w:lvl>
+    <w:lvl w:ilvl="2">
+      <w:start w:val="1"/>
+      <w:numFmt w:val="bullet"/>
+      <w:lvlText w:val="■"/>
+      <w:lvlJc w:val="left"/>
+      <w:pPr>
+        <w:ind w:left="2160" w:hanging="360"/>
+      </w:pPr>
+      <w:rPr>
+        <w:u w:val="none"/>
+      </w:rPr>
+    </w:lvl>
+    <w:lvl w:ilvl="3">
+      <w:start w:val="1"/>
+      <w:numFmt w:val="bullet"/>
+      <w:lvlText w:val="●"/>
+      <w:lvlJc w:val="left"/>
+      <w:pPr>
+        <w:ind w:left="2880" w:hanging="360"/>
+      </w:pPr>
+      <w:rPr>
+        <w:u w:val="none"/>
+      </w:rPr>
+    </w:lvl>
+    <w:lvl w:ilvl="4">
+      <w:start w:val="1"/>
+      <w:numFmt w:val="bullet"/>
+      <w:lvlText w:val="○"/>
+      <w:lvlJc w:val="left"/>
+      <w:pPr>
+        <w:ind w:left="3600" w:hanging="360"/>
+      </w:pPr>
+      <w:rPr>
+        <w:u w:val="none"/>
+      </w:rPr>
+    </w:lvl>
+    <w:lvl w:ilvl="5">
+      <w:start w:val="1"/>
+      <w:numFmt w:val="bullet"/>
+      <w:lvlText w:val="■"/>
+      <w:lvlJc w:val="left"/>
+      <w:pPr>
+        <w:ind w:left="4320" w:hanging="360"/>
+      </w:pPr>
+      <w:rPr>
+        <w:u w:val="none"/>
+      </w:rPr>
+    </w:lvl>
+    <w:lvl w:ilvl="6">
+      <w:start w:val="1"/>
+      <w:numFmt w:val="bullet"/>
+      <w:lvlText w:val="●"/>
+      <w:lvlJc w:val="left"/>
+      <w:pPr>
+        <w:ind w:left="5040" w:hanging="360"/>
+      </w:pPr>
+      <w:rPr>
+        <w:u w:val="none"/>
+      </w:rPr>
+    </w:lvl>
+    <w:lvl w:ilvl="7">
+      <w:start w:val="1"/>
+      <w:numFmt w:val="bullet"/>
+      <w:lvlText w:val="○"/>
+      <w:lvlJc w:val="left"/>
+      <w:pPr>
+        <w:ind w:left="5760" w:hanging="360"/>
+      </w:pPr>
+      <w:rPr>
+        <w:u w:val="none"/>
+      </w:rPr>
+    </w:lvl>
+    <w:lvl w:ilvl="8">
+      <w:start w:val="1"/>
+      <w:numFmt w:val="bullet"/>
+      <w:lvlText w:val="■"/>
+      <w:lvlJc w:val="left"/>
+      <w:pPr>
+        <w:ind w:left="6480" w:hanging="360"/>
+      </w:pPr>
+      <w:rPr>
+        <w:u w:val="none"/>
+      </w:rPr>
+    </w:lvl>
+  </w:abstractNum>
+  <w:abstractNum w:abstractNumId="8">
+    <w:lvl w:ilvl="0">
+      <w:start w:val="1"/>
+      <w:numFmt w:val="bullet"/>
+      <w:lvlText w:val="●"/>
+      <w:lvlJc w:val="left"/>
+      <w:pPr>
+        <w:ind w:left="720" w:hanging="360"/>
+      </w:pPr>
+      <w:rPr>
+        <w:u w:val="none"/>
+      </w:rPr>
+    </w:lvl>
+    <w:lvl w:ilvl="1">
+      <w:start w:val="1"/>
+      <w:numFmt w:val="bullet"/>
+      <w:lvlText w:val="○"/>
+      <w:lvlJc w:val="left"/>
+      <w:pPr>
+        <w:ind w:left="1440" w:hanging="360"/>
+      </w:pPr>
+      <w:rPr>
+        <w:u w:val="none"/>
+      </w:rPr>
+    </w:lvl>
+    <w:lvl w:ilvl="2">
+      <w:start w:val="1"/>
+      <w:numFmt w:val="bullet"/>
+      <w:lvlText w:val="■"/>
+      <w:lvlJc w:val="left"/>
+      <w:pPr>
+        <w:ind w:left="2160" w:hanging="360"/>
+      </w:pPr>
+      <w:rPr>
+        <w:u w:val="none"/>
+      </w:rPr>
+    </w:lvl>
+    <w:lvl w:ilvl="3">
+      <w:start w:val="1"/>
+      <w:numFmt w:val="bullet"/>
+      <w:lvlText w:val="●"/>
+      <w:lvlJc w:val="left"/>
+      <w:pPr>
+        <w:ind w:left="2880" w:hanging="360"/>
+      </w:pPr>
+      <w:rPr>
+        <w:u w:val="none"/>
+      </w:rPr>
+    </w:lvl>
+    <w:lvl w:ilvl="4">
+      <w:start w:val="1"/>
+      <w:numFmt w:val="bullet"/>
+      <w:lvlText w:val="○"/>
+      <w:lvlJc w:val="left"/>
+      <w:pPr>
+        <w:ind w:left="3600" w:hanging="360"/>
+      </w:pPr>
+      <w:rPr>
+        <w:u w:val="none"/>
+      </w:rPr>
+    </w:lvl>
+    <w:lvl w:ilvl="5">
+      <w:start w:val="1"/>
+      <w:numFmt w:val="bullet"/>
+      <w:lvlText w:val="■"/>
+      <w:lvlJc w:val="left"/>
+      <w:pPr>
+        <w:ind w:left="4320" w:hanging="360"/>
+      </w:pPr>
+      <w:rPr>
+        <w:u w:val="none"/>
+      </w:rPr>
+    </w:lvl>
+    <w:lvl w:ilvl="6">
+      <w:start w:val="1"/>
+      <w:numFmt w:val="bullet"/>
+      <w:lvlText w:val="●"/>
+      <w:lvlJc w:val="left"/>
+      <w:pPr>
+        <w:ind w:left="5040" w:hanging="360"/>
+      </w:pPr>
+      <w:rPr>
+        <w:u w:val="none"/>
+      </w:rPr>
+    </w:lvl>
+    <w:lvl w:ilvl="7">
+      <w:start w:val="1"/>
+      <w:numFmt w:val="bullet"/>
+      <w:lvlText w:val="○"/>
+      <w:lvlJc w:val="left"/>
+      <w:pPr>
+        <w:ind w:left="5760" w:hanging="360"/>
+      </w:pPr>
+      <w:rPr>
+        <w:u w:val="none"/>
+      </w:rPr>
+    </w:lvl>
+    <w:lvl w:ilvl="8">
+      <w:start w:val="1"/>
+      <w:numFmt w:val="bullet"/>
+      <w:lvlText w:val="■"/>
+      <w:lvlJc w:val="left"/>
+      <w:pPr>
+        <w:ind w:left="6480" w:hanging="360"/>
+      </w:pPr>
+      <w:rPr>
+        <w:u w:val="none"/>
+      </w:rPr>
+    </w:lvl>
+  </w:abstractNum>
+  <w:abstractNum w:abstractNumId="9">
+    <w:lvl w:ilvl="0">
+      <w:start w:val="1"/>
+      <w:numFmt w:val="bullet"/>
+      <w:lvlText w:val="●"/>
+      <w:lvlJc w:val="left"/>
+      <w:pPr>
+        <w:ind w:left="720" w:hanging="360"/>
+      </w:pPr>
+      <w:rPr>
+        <w:u w:val="none"/>
+      </w:rPr>
+    </w:lvl>
+    <w:lvl w:ilvl="1">
+      <w:start w:val="1"/>
+      <w:numFmt w:val="bullet"/>
+      <w:lvlText w:val="○"/>
+      <w:lvlJc w:val="left"/>
+      <w:pPr>
+        <w:ind w:left="1440" w:hanging="360"/>
+      </w:pPr>
+      <w:rPr>
+        <w:u w:val="none"/>
+      </w:rPr>
+    </w:lvl>
+    <w:lvl w:ilvl="2">
+      <w:start w:val="1"/>
+      <w:numFmt w:val="bullet"/>
+      <w:lvlText w:val="■"/>
+      <w:lvlJc w:val="left"/>
+      <w:pPr>
+        <w:ind w:left="2160" w:hanging="360"/>
+      </w:pPr>
+      <w:rPr>
+        <w:u w:val="none"/>
+      </w:rPr>
+    </w:lvl>
+    <w:lvl w:ilvl="3">
+      <w:start w:val="1"/>
+      <w:numFmt w:val="bullet"/>
+      <w:lvlText w:val="●"/>
+      <w:lvlJc w:val="left"/>
+      <w:pPr>
+        <w:ind w:left="2880" w:hanging="360"/>
+      </w:pPr>
+      <w:rPr>
+        <w:u w:val="none"/>
+      </w:rPr>
+    </w:lvl>
+    <w:lvl w:ilvl="4">
+      <w:start w:val="1"/>
+      <w:numFmt w:val="bullet"/>
+      <w:lvlText w:val="○"/>
+      <w:lvlJc w:val="left"/>
+      <w:pPr>
+        <w:ind w:left="3600" w:hanging="360"/>
+      </w:pPr>
+      <w:rPr>
+        <w:u w:val="none"/>
+      </w:rPr>
+    </w:lvl>
+    <w:lvl w:ilvl="5">
+      <w:start w:val="1"/>
+      <w:numFmt w:val="bullet"/>
+      <w:lvlText w:val="■"/>
+      <w:lvlJc w:val="left"/>
+      <w:pPr>
+        <w:ind w:left="4320" w:hanging="360"/>
+      </w:pPr>
+      <w:rPr>
+        <w:u w:val="none"/>
+      </w:rPr>
+    </w:lvl>
+    <w:lvl w:ilvl="6">
+      <w:start w:val="1"/>
+      <w:numFmt w:val="bullet"/>
+      <w:lvlText w:val="●"/>
+      <w:lvlJc w:val="left"/>
+      <w:pPr>
+        <w:ind w:left="5040" w:hanging="360"/>
+      </w:pPr>
+      <w:rPr>
+        <w:u w:val="none"/>
+      </w:rPr>
+    </w:lvl>
+    <w:lvl w:ilvl="7">
+      <w:start w:val="1"/>
+      <w:numFmt w:val="bullet"/>
+      <w:lvlText w:val="○"/>
+      <w:lvlJc w:val="left"/>
+      <w:pPr>
+        <w:ind w:left="5760" w:hanging="360"/>
+      </w:pPr>
+      <w:rPr>
+        <w:u w:val="none"/>
+      </w:rPr>
+    </w:lvl>
+    <w:lvl w:ilvl="8">
+      <w:start w:val="1"/>
+      <w:numFmt w:val="bullet"/>
+      <w:lvlText w:val="■"/>
+      <w:lvlJc w:val="left"/>
+      <w:pPr>
+        <w:ind w:left="6480" w:hanging="360"/>
+      </w:pPr>
+      <w:rPr>
+        <w:u w:val="none"/>
+      </w:rPr>
+    </w:lvl>
+  </w:abstractNum>
+  <w:abstractNum w:abstractNumId="10">
+    <w:lvl w:ilvl="0">
+      <w:start w:val="1"/>
+      <w:numFmt w:val="decimal"/>
+      <w:lvlText w:val="%1."/>
+      <w:lvlJc w:val="left"/>
+      <w:pPr>
+        <w:ind w:left="432" w:hanging="432"/>
+      </w:pPr>
+      <w:rPr/>
+    </w:lvl>
+    <w:lvl w:ilvl="1">
+      <w:start w:val="1"/>
+      <w:numFmt w:val="decimal"/>
+      <w:lvlText w:val=" %1.%2 "/>
+      <w:lvlJc w:val="left"/>
+      <w:pPr>
+        <w:ind w:left="576" w:hanging="576"/>
+      </w:pPr>
+      <w:rPr/>
+    </w:lvl>
+    <w:lvl w:ilvl="2">
+      <w:start w:val="1"/>
+      <w:numFmt w:val="decimal"/>
+      <w:lvlText w:val=" %1.%2.%3 "/>
+      <w:lvlJc w:val="left"/>
+      <w:pPr>
+        <w:ind w:left="720" w:hanging="720"/>
+      </w:pPr>
+      <w:rPr/>
+    </w:lvl>
+    <w:lvl w:ilvl="3">
+      <w:start w:val="1"/>
+      <w:numFmt w:val="decimal"/>
+      <w:lvlText w:val=" %1.%2.%3.%4 "/>
+      <w:lvlJc w:val="left"/>
+      <w:pPr>
+        <w:ind w:left="864" w:hanging="864"/>
+      </w:pPr>
+      <w:rPr/>
+    </w:lvl>
+    <w:lvl w:ilvl="4">
+      <w:start w:val="1"/>
+      <w:numFmt w:val="decimal"/>
+      <w:lvlText w:val=" %1.%2.%3.%4.%5 "/>
+      <w:lvlJc w:val="left"/>
+      <w:pPr>
+        <w:ind w:left="1008.0000000000001" w:hanging="1008.0000000000001"/>
+      </w:pPr>
+      <w:rPr/>
+    </w:lvl>
+    <w:lvl w:ilvl="5">
+      <w:start w:val="1"/>
+      <w:numFmt w:val="decimal"/>
+      <w:lvlText w:val=" %1.%2.%3.%4.%5.%6 "/>
+      <w:lvlJc w:val="left"/>
+      <w:pPr>
+        <w:ind w:left="1152" w:hanging="1152"/>
+      </w:pPr>
+      <w:rPr/>
+    </w:lvl>
+    <w:lvl w:ilvl="6">
+      <w:start w:val="1"/>
+      <w:numFmt w:val="decimal"/>
+      <w:lvlText w:val=" %1.%2.%3.%4.%5.%6.%7 "/>
+      <w:lvlJc w:val="left"/>
+      <w:pPr>
+        <w:ind w:left="1296" w:hanging="1296"/>
+      </w:pPr>
+      <w:rPr/>
+    </w:lvl>
+    <w:lvl w:ilvl="7">
+      <w:start w:val="1"/>
+      <w:numFmt w:val="decimal"/>
+      <w:lvlText w:val=" %1.%2.%3.%4.%5.%6.%7.%8 "/>
+      <w:lvlJc w:val="left"/>
+      <w:pPr>
+        <w:ind w:left="1440" w:hanging="1440"/>
+      </w:pPr>
+      <w:rPr/>
+    </w:lvl>
+    <w:lvl w:ilvl="8">
+      <w:start w:val="1"/>
+      <w:numFmt w:val="decimal"/>
+      <w:lvlText w:val=" %1.%2.%3.%4.%5.%6.%7.%8.%9 "/>
+      <w:lvlJc w:val="left"/>
+      <w:pPr>
+        <w:ind w:left="1584" w:hanging="1584"/>
+      </w:pPr>
+      <w:rPr/>
+    </w:lvl>
+  </w:abstractNum>
+  <w:abstractNum w:abstractNumId="11">
+    <w:lvl w:ilvl="0">
+      <w:start w:val="1"/>
+      <w:numFmt w:val="bullet"/>
+      <w:lvlText w:val="●"/>
+      <w:lvlJc w:val="left"/>
+      <w:pPr>
+        <w:ind w:left="720" w:hanging="360"/>
+      </w:pPr>
+      <w:rPr>
+        <w:u w:val="none"/>
+      </w:rPr>
+    </w:lvl>
+    <w:lvl w:ilvl="1">
+      <w:start w:val="1"/>
+      <w:numFmt w:val="bullet"/>
+      <w:lvlText w:val="○"/>
+      <w:lvlJc w:val="left"/>
+      <w:pPr>
+        <w:ind w:left="1440" w:hanging="360"/>
+      </w:pPr>
+      <w:rPr>
+        <w:u w:val="none"/>
+      </w:rPr>
+    </w:lvl>
+    <w:lvl w:ilvl="2">
+      <w:start w:val="1"/>
+      <w:numFmt w:val="bullet"/>
+      <w:lvlText w:val="■"/>
+      <w:lvlJc w:val="left"/>
+      <w:pPr>
+        <w:ind w:left="2160" w:hanging="360"/>
+      </w:pPr>
+      <w:rPr>
+        <w:u w:val="none"/>
+      </w:rPr>
+    </w:lvl>
+    <w:lvl w:ilvl="3">
+      <w:start w:val="1"/>
+      <w:numFmt w:val="bullet"/>
+      <w:lvlText w:val="●"/>
+      <w:lvlJc w:val="left"/>
+      <w:pPr>
+        <w:ind w:left="2880" w:hanging="360"/>
+      </w:pPr>
+      <w:rPr>
+        <w:u w:val="none"/>
+      </w:rPr>
+    </w:lvl>
+    <w:lvl w:ilvl="4">
+      <w:start w:val="1"/>
+      <w:numFmt w:val="bullet"/>
+      <w:lvlText w:val="○"/>
+      <w:lvlJc w:val="left"/>
+      <w:pPr>
+        <w:ind w:left="3600" w:hanging="360"/>
+      </w:pPr>
+      <w:rPr>
+        <w:u w:val="none"/>
+      </w:rPr>
+    </w:lvl>
+    <w:lvl w:ilvl="5">
+      <w:start w:val="1"/>
+      <w:numFmt w:val="bullet"/>
+      <w:lvlText w:val="■"/>
+      <w:lvlJc w:val="left"/>
+      <w:pPr>
+        <w:ind w:left="4320" w:hanging="360"/>
+      </w:pPr>
+      <w:rPr>
+        <w:u w:val="none"/>
+      </w:rPr>
+    </w:lvl>
+    <w:lvl w:ilvl="6">
+      <w:start w:val="1"/>
+      <w:numFmt w:val="bullet"/>
+      <w:lvlText w:val="●"/>
+      <w:lvlJc w:val="left"/>
+      <w:pPr>
+        <w:ind w:left="5040" w:hanging="360"/>
+      </w:pPr>
+      <w:rPr>
+        <w:u w:val="none"/>
+      </w:rPr>
+    </w:lvl>
+    <w:lvl w:ilvl="7">
+      <w:start w:val="1"/>
+      <w:numFmt w:val="bullet"/>
+      <w:lvlText w:val="○"/>
+      <w:lvlJc w:val="left"/>
+      <w:pPr>
+        <w:ind w:left="5760" w:hanging="360"/>
+      </w:pPr>
+      <w:rPr>
+        <w:u w:val="none"/>
+      </w:rPr>
+    </w:lvl>
+    <w:lvl w:ilvl="8">
+      <w:start w:val="1"/>
+      <w:numFmt w:val="bullet"/>
+      <w:lvlText w:val="■"/>
+      <w:lvlJc w:val="left"/>
+      <w:pPr>
+        <w:ind w:left="6480" w:hanging="360"/>
+      </w:pPr>
+      <w:rPr>
+        <w:u w:val="none"/>
+      </w:rPr>
+    </w:lvl>
+  </w:abstractNum>
+  <w:abstractNum w:abstractNumId="12">
+    <w:lvl w:ilvl="0">
+      <w:start w:val="1"/>
+      <w:numFmt w:val="bullet"/>
+      <w:lvlText w:val="●"/>
+      <w:lvlJc w:val="left"/>
+      <w:pPr>
+        <w:ind w:left="720" w:hanging="360"/>
+      </w:pPr>
+      <w:rPr>
+        <w:u w:val="none"/>
+      </w:rPr>
+    </w:lvl>
+    <w:lvl w:ilvl="1">
+      <w:start w:val="1"/>
+      <w:numFmt w:val="bullet"/>
+      <w:lvlText w:val="○"/>
+      <w:lvlJc w:val="left"/>
+      <w:pPr>
+        <w:ind w:left="1440" w:hanging="360"/>
+      </w:pPr>
+      <w:rPr>
+        <w:u w:val="none"/>
+      </w:rPr>
+    </w:lvl>
+    <w:lvl w:ilvl="2">
+      <w:start w:val="1"/>
+      <w:numFmt w:val="bullet"/>
+      <w:lvlText w:val="■"/>
+      <w:lvlJc w:val="left"/>
+      <w:pPr>
+        <w:ind w:left="2160" w:hanging="360"/>
+      </w:pPr>
+      <w:rPr>
+        <w:u w:val="none"/>
+      </w:rPr>
+    </w:lvl>
+    <w:lvl w:ilvl="3">
+      <w:start w:val="1"/>
+      <w:numFmt w:val="bullet"/>
+      <w:lvlText w:val="●"/>
+      <w:lvlJc w:val="left"/>
+      <w:pPr>
+        <w:ind w:left="2880" w:hanging="360"/>
+      </w:pPr>
+      <w:rPr>
+        <w:u w:val="none"/>
+      </w:rPr>
+    </w:lvl>
+    <w:lvl w:ilvl="4">
+      <w:start w:val="1"/>
+      <w:numFmt w:val="bullet"/>
+      <w:lvlText w:val="○"/>
+      <w:lvlJc w:val="left"/>
+      <w:pPr>
+        <w:ind w:left="3600" w:hanging="360"/>
+      </w:pPr>
+      <w:rPr>
+        <w:u w:val="none"/>
+      </w:rPr>
+    </w:lvl>
+    <w:lvl w:ilvl="5">
+      <w:start w:val="1"/>
+      <w:numFmt w:val="bullet"/>
+      <w:lvlText w:val="■"/>
+      <w:lvlJc w:val="left"/>
+      <w:pPr>
+        <w:ind w:left="4320" w:hanging="360"/>
+      </w:pPr>
+      <w:rPr>
+        <w:u w:val="none"/>
+      </w:rPr>
+    </w:lvl>
+    <w:lvl w:ilvl="6">
+      <w:start w:val="1"/>
+      <w:numFmt w:val="bullet"/>
+      <w:lvlText w:val="●"/>
+      <w:lvlJc w:val="left"/>
+      <w:pPr>
+        <w:ind w:left="5040" w:hanging="360"/>
+      </w:pPr>
+      <w:rPr>
+        <w:u w:val="none"/>
+      </w:rPr>
+    </w:lvl>
+    <w:lvl w:ilvl="7">
+      <w:start w:val="1"/>
+      <w:numFmt w:val="bullet"/>
+      <w:lvlText w:val="○"/>
+      <w:lvlJc w:val="left"/>
+      <w:pPr>
+        <w:ind w:left="5760" w:hanging="360"/>
+      </w:pPr>
+      <w:rPr>
+        <w:u w:val="none"/>
+      </w:rPr>
+    </w:lvl>
+    <w:lvl w:ilvl="8">
+      <w:start w:val="1"/>
+      <w:numFmt w:val="bullet"/>
+      <w:lvlText w:val="■"/>
+      <w:lvlJc w:val="left"/>
+      <w:pPr>
+        <w:ind w:left="6480" w:hanging="360"/>
+      </w:pPr>
+      <w:rPr>
+        <w:u w:val="none"/>
+      </w:rPr>
+    </w:lvl>
+  </w:abstractNum>
+  <w:abstractNum w:abstractNumId="13">
+    <w:lvl w:ilvl="0">
+      <w:start w:val="1"/>
+      <w:numFmt w:val="bullet"/>
+      <w:lvlText w:val="●"/>
+      <w:lvlJc w:val="left"/>
+      <w:pPr>
+        <w:ind w:left="720" w:hanging="360"/>
+      </w:pPr>
+      <w:rPr>
+        <w:u w:val="none"/>
+      </w:rPr>
+    </w:lvl>
+    <w:lvl w:ilvl="1">
+      <w:start w:val="1"/>
+      <w:numFmt w:val="bullet"/>
+      <w:lvlText w:val="○"/>
+      <w:lvlJc w:val="left"/>
+      <w:pPr>
+        <w:ind w:left="1440" w:hanging="360"/>
+      </w:pPr>
+      <w:rPr>
+        <w:u w:val="none"/>
+      </w:rPr>
+    </w:lvl>
+    <w:lvl w:ilvl="2">
+      <w:start w:val="1"/>
+      <w:numFmt w:val="bullet"/>
+      <w:lvlText w:val="■"/>
+      <w:lvlJc w:val="left"/>
+      <w:pPr>
+        <w:ind w:left="2160" w:hanging="360"/>
+      </w:pPr>
+      <w:rPr>
+        <w:u w:val="none"/>
+      </w:rPr>
+    </w:lvl>
+    <w:lvl w:ilvl="3">
+      <w:start w:val="1"/>
+      <w:numFmt w:val="bullet"/>
+      <w:lvlText w:val="●"/>
+      <w:lvlJc w:val="left"/>
+      <w:pPr>
+        <w:ind w:left="2880" w:hanging="360"/>
+      </w:pPr>
+      <w:rPr>
+        <w:u w:val="none"/>
+      </w:rPr>
+    </w:lvl>
+    <w:lvl w:ilvl="4">
+      <w:start w:val="1"/>
+      <w:numFmt w:val="bullet"/>
+      <w:lvlText w:val="○"/>
+      <w:lvlJc w:val="left"/>
+      <w:pPr>
+        <w:ind w:left="3600" w:hanging="360"/>
+      </w:pPr>
+      <w:rPr>
+        <w:u w:val="none"/>
+      </w:rPr>
+    </w:lvl>
+    <w:lvl w:ilvl="5">
+      <w:start w:val="1"/>
+      <w:numFmt w:val="bullet"/>
+      <w:lvlText w:val="■"/>
+      <w:lvlJc w:val="left"/>
+      <w:pPr>
+        <w:ind w:left="4320" w:hanging="360"/>
+      </w:pPr>
+      <w:rPr>
+        <w:u w:val="none"/>
+      </w:rPr>
+    </w:lvl>
+    <w:lvl w:ilvl="6">
+      <w:start w:val="1"/>
+      <w:numFmt w:val="bullet"/>
+      <w:lvlText w:val="●"/>
+      <w:lvlJc w:val="left"/>
+      <w:pPr>
+        <w:ind w:left="5040" w:hanging="360"/>
+      </w:pPr>
+      <w:rPr>
+        <w:u w:val="none"/>
+      </w:rPr>
+    </w:lvl>
+    <w:lvl w:ilvl="7">
+      <w:start w:val="1"/>
+      <w:numFmt w:val="bullet"/>
+      <w:lvlText w:val="○"/>
+      <w:lvlJc w:val="left"/>
+      <w:pPr>
+        <w:ind w:left="5760" w:hanging="360"/>
+      </w:pPr>
+      <w:rPr>
+        <w:u w:val="none"/>
+      </w:rPr>
+    </w:lvl>
+    <w:lvl w:ilvl="8">
+      <w:start w:val="1"/>
+      <w:numFmt w:val="bullet"/>
+      <w:lvlText w:val="■"/>
+      <w:lvlJc w:val="left"/>
+      <w:pPr>
+        <w:ind w:left="6480" w:hanging="360"/>
+      </w:pPr>
+      <w:rPr>
+        <w:u w:val="none"/>
+      </w:rPr>
+    </w:lvl>
+  </w:abstractNum>
+  <w:abstractNum w:abstractNumId="14">
+    <w:lvl w:ilvl="0">
+      <w:start w:val="1"/>
+      <w:numFmt w:val="bullet"/>
+      <w:lvlText w:val="●"/>
+      <w:lvlJc w:val="left"/>
+      <w:pPr>
+        <w:ind w:left="720" w:hanging="360"/>
+      </w:pPr>
+      <w:rPr>
+        <w:u w:val="none"/>
+      </w:rPr>
+    </w:lvl>
+    <w:lvl w:ilvl="1">
+      <w:start w:val="1"/>
+      <w:numFmt w:val="bullet"/>
+      <w:lvlText w:val="○"/>
+      <w:lvlJc w:val="left"/>
+      <w:pPr>
+        <w:ind w:left="1440" w:hanging="360"/>
+      </w:pPr>
+      <w:rPr>
+        <w:u w:val="none"/>
+      </w:rPr>
+    </w:lvl>
+    <w:lvl w:ilvl="2">
+      <w:start w:val="1"/>
+      <w:numFmt w:val="bullet"/>
+      <w:lvlText w:val="■"/>
+      <w:lvlJc w:val="left"/>
+      <w:pPr>
+        <w:ind w:left="2160" w:hanging="360"/>
+      </w:pPr>
+      <w:rPr>
+        <w:u w:val="none"/>
+      </w:rPr>
+    </w:lvl>
+    <w:lvl w:ilvl="3">
+      <w:start w:val="1"/>
+      <w:numFmt w:val="bullet"/>
+      <w:lvlText w:val="●"/>
+      <w:lvlJc w:val="left"/>
+      <w:pPr>
+        <w:ind w:left="2880" w:hanging="360"/>
+      </w:pPr>
+      <w:rPr>
+        <w:u w:val="none"/>
+      </w:rPr>
+    </w:lvl>
+    <w:lvl w:ilvl="4">
+      <w:start w:val="1"/>
+      <w:numFmt w:val="bullet"/>
+      <w:lvlText w:val="○"/>
+      <w:lvlJc w:val="left"/>
+      <w:pPr>
+        <w:ind w:left="3600" w:hanging="360"/>
+      </w:pPr>
+      <w:rPr>
+        <w:u w:val="none"/>
+      </w:rPr>
+    </w:lvl>
+    <w:lvl w:ilvl="5">
+      <w:start w:val="1"/>
+      <w:numFmt w:val="bullet"/>
+      <w:lvlText w:val="■"/>
+      <w:lvlJc w:val="left"/>
+      <w:pPr>
+        <w:ind w:left="4320" w:hanging="360"/>
+      </w:pPr>
+      <w:rPr>
+        <w:u w:val="none"/>
+      </w:rPr>
+    </w:lvl>
+    <w:lvl w:ilvl="6">
+      <w:start w:val="1"/>
+      <w:numFmt w:val="bullet"/>
+      <w:lvlText w:val="●"/>
+      <w:lvlJc w:val="left"/>
+      <w:pPr>
+        <w:ind w:left="5040" w:hanging="360"/>
+      </w:pPr>
+      <w:rPr>
+        <w:u w:val="none"/>
+      </w:rPr>
+    </w:lvl>
+    <w:lvl w:ilvl="7">
+      <w:start w:val="1"/>
+      <w:numFmt w:val="bullet"/>
+      <w:lvlText w:val="○"/>
+      <w:lvlJc w:val="left"/>
+      <w:pPr>
+        <w:ind w:left="5760" w:hanging="360"/>
+      </w:pPr>
+      <w:rPr>
+        <w:u w:val="none"/>
+      </w:rPr>
+    </w:lvl>
+    <w:lvl w:ilvl="8">
+      <w:start w:val="1"/>
+      <w:numFmt w:val="bullet"/>
+      <w:lvlText w:val="■"/>
+      <w:lvlJc w:val="left"/>
+      <w:pPr>
+        <w:ind w:left="6480" w:hanging="360"/>
+      </w:pPr>
+      <w:rPr>
+        <w:u w:val="none"/>
+      </w:rPr>
+    </w:lvl>
+  </w:abstractNum>
+  <w:abstractNum w:abstractNumId="15">
+    <w:lvl w:ilvl="0">
+      <w:start w:val="1"/>
+      <w:numFmt w:val="bullet"/>
+      <w:lvlText w:val="●"/>
+      <w:lvlJc w:val="left"/>
+      <w:pPr>
+        <w:ind w:left="720" w:hanging="360"/>
+      </w:pPr>
+      <w:rPr>
+        <w:u w:val="none"/>
+      </w:rPr>
+    </w:lvl>
+    <w:lvl w:ilvl="1">
+      <w:start w:val="1"/>
+      <w:numFmt w:val="bullet"/>
+      <w:lvlText w:val="○"/>
+      <w:lvlJc w:val="left"/>
+      <w:pPr>
+        <w:ind w:left="1440" w:hanging="360"/>
+      </w:pPr>
+      <w:rPr>
+        <w:u w:val="none"/>
+      </w:rPr>
+    </w:lvl>
+    <w:lvl w:ilvl="2">
+      <w:start w:val="1"/>
+      <w:numFmt w:val="bullet"/>
+      <w:lvlText w:val="■"/>
+      <w:lvlJc w:val="left"/>
+      <w:pPr>
+        <w:ind w:left="2160" w:hanging="360"/>
+      </w:pPr>
+      <w:rPr>
+        <w:u w:val="none"/>
+      </w:rPr>
+    </w:lvl>
+    <w:lvl w:ilvl="3">
+      <w:start w:val="1"/>
+      <w:numFmt w:val="bullet"/>
+      <w:lvlText w:val="●"/>
+      <w:lvlJc w:val="left"/>
+      <w:pPr>
+        <w:ind w:left="2880" w:hanging="360"/>
+      </w:pPr>
+      <w:rPr>
+        <w:u w:val="none"/>
+      </w:rPr>
+    </w:lvl>
+    <w:lvl w:ilvl="4">
+      <w:start w:val="1"/>
+      <w:numFmt w:val="bullet"/>
+      <w:lvlText w:val="○"/>
+      <w:lvlJc w:val="left"/>
+      <w:pPr>
+        <w:ind w:left="3600" w:hanging="360"/>
+      </w:pPr>
+      <w:rPr>
+        <w:u w:val="none"/>
+      </w:rPr>
+    </w:lvl>
+    <w:lvl w:ilvl="5">
+      <w:start w:val="1"/>
+      <w:numFmt w:val="bullet"/>
+      <w:lvlText w:val="■"/>
+      <w:lvlJc w:val="left"/>
+      <w:pPr>
+        <w:ind w:left="4320" w:hanging="360"/>
+      </w:pPr>
+      <w:rPr>
+        <w:u w:val="none"/>
+      </w:rPr>
+    </w:lvl>
+    <w:lvl w:ilvl="6">
+      <w:start w:val="1"/>
+      <w:numFmt w:val="bullet"/>
+      <w:lvlText w:val="●"/>
+      <w:lvlJc w:val="left"/>
+      <w:pPr>
+        <w:ind w:left="5040" w:hanging="360"/>
+      </w:pPr>
+      <w:rPr>
+        <w:u w:val="none"/>
+      </w:rPr>
+    </w:lvl>
+    <w:lvl w:ilvl="7">
+      <w:start w:val="1"/>
+      <w:numFmt w:val="bullet"/>
+      <w:lvlText w:val="○"/>
+      <w:lvlJc w:val="left"/>
+      <w:pPr>
+        <w:ind w:left="5760" w:hanging="360"/>
+      </w:pPr>
+      <w:rPr>
+        <w:u w:val="none"/>
+      </w:rPr>
+    </w:lvl>
+    <w:lvl w:ilvl="8">
+      <w:start w:val="1"/>
+      <w:numFmt w:val="bullet"/>
+      <w:lvlText w:val="■"/>
+      <w:lvlJc w:val="left"/>
+      <w:pPr>
+        <w:ind w:left="6480" w:hanging="360"/>
+      </w:pPr>
+      <w:rPr>
+        <w:u w:val="none"/>
+      </w:rPr>
+    </w:lvl>
+  </w:abstractNum>
+  <w:abstractNum w:abstractNumId="16">
+    <w:lvl w:ilvl="0">
+      <w:start w:val="1"/>
+      <w:numFmt w:val="bullet"/>
+      <w:lvlText w:val="●"/>
+      <w:lvlJc w:val="left"/>
+      <w:pPr>
+        <w:ind w:left="720" w:hanging="360"/>
+      </w:pPr>
+      <w:rPr>
+        <w:u w:val="none"/>
+      </w:rPr>
+    </w:lvl>
+    <w:lvl w:ilvl="1">
+      <w:start w:val="1"/>
+      <w:numFmt w:val="bullet"/>
+      <w:lvlText w:val="○"/>
+      <w:lvlJc w:val="left"/>
+      <w:pPr>
+        <w:ind w:left="1440" w:hanging="360"/>
+      </w:pPr>
+      <w:rPr>
+        <w:u w:val="none"/>
+      </w:rPr>
+    </w:lvl>
+    <w:lvl w:ilvl="2">
+      <w:start w:val="1"/>
+      <w:numFmt w:val="bullet"/>
+      <w:lvlText w:val="■"/>
+      <w:lvlJc w:val="left"/>
+      <w:pPr>
+        <w:ind w:left="2160" w:hanging="360"/>
+      </w:pPr>
+      <w:rPr>
+        <w:u w:val="none"/>
+      </w:rPr>
+    </w:lvl>
+    <w:lvl w:ilvl="3">
+      <w:start w:val="1"/>
+      <w:numFmt w:val="bullet"/>
+      <w:lvlText w:val="●"/>
+      <w:lvlJc w:val="left"/>
+      <w:pPr>
+        <w:ind w:left="2880" w:hanging="360"/>
+      </w:pPr>
+      <w:rPr>
+        <w:u w:val="none"/>
+      </w:rPr>
+    </w:lvl>
+    <w:lvl w:ilvl="4">
+      <w:start w:val="1"/>
+      <w:numFmt w:val="bullet"/>
+      <w:lvlText w:val="○"/>
+      <w:lvlJc w:val="left"/>
+      <w:pPr>
+        <w:ind w:left="3600" w:hanging="360"/>
+      </w:pPr>
+      <w:rPr>
+        <w:u w:val="none"/>
+      </w:rPr>
+    </w:lvl>
+    <w:lvl w:ilvl="5">
+      <w:start w:val="1"/>
+      <w:numFmt w:val="bullet"/>
+      <w:lvlText w:val="■"/>
+      <w:lvlJc w:val="left"/>
+      <w:pPr>
+        <w:ind w:left="4320" w:hanging="360"/>
+      </w:pPr>
+      <w:rPr>
+        <w:u w:val="none"/>
+      </w:rPr>
+    </w:lvl>
+    <w:lvl w:ilvl="6">
+      <w:start w:val="1"/>
+      <w:numFmt w:val="bullet"/>
+      <w:lvlText w:val="●"/>
+      <w:lvlJc w:val="left"/>
+      <w:pPr>
+        <w:ind w:left="5040" w:hanging="360"/>
+      </w:pPr>
+      <w:rPr>
+        <w:u w:val="none"/>
+      </w:rPr>
+    </w:lvl>
+    <w:lvl w:ilvl="7">
+      <w:start w:val="1"/>
+      <w:numFmt w:val="bullet"/>
+      <w:lvlText w:val="○"/>
+      <w:lvlJc w:val="left"/>
+      <w:pPr>
+        <w:ind w:left="5760" w:hanging="360"/>
+      </w:pPr>
+      <w:rPr>
+        <w:u w:val="none"/>
+      </w:rPr>
+    </w:lvl>
+    <w:lvl w:ilvl="8">
+      <w:start w:val="1"/>
+      <w:numFmt w:val="bullet"/>
+      <w:lvlText w:val="■"/>
+      <w:lvlJc w:val="left"/>
+      <w:pPr>
+        <w:ind w:left="6480" w:hanging="360"/>
+      </w:pPr>
+      <w:rPr>
+        <w:u w:val="none"/>
+      </w:rPr>
+    </w:lvl>
+  </w:abstractNum>
+  <w:abstractNum w:abstractNumId="17">
+    <w:lvl w:ilvl="0">
+      <w:start w:val="1"/>
       <w:numFmt w:val="decimal"/>
       <w:lvlText w:val="%1."/>
       <w:lvlJc w:val="right"/>
@@ -7855,1528 +9360,6 @@
       <w:numFmt w:val="decimal"/>
       <w:lvlText w:val="%1.%2.%3.%4.%5.%6.%7.%8.%9."/>
       <w:lvlJc w:val="right"/>
-      <w:pPr>
-        <w:ind w:left="6480" w:hanging="360"/>
-      </w:pPr>
-      <w:rPr>
-        <w:u w:val="none"/>
-      </w:rPr>
-    </w:lvl>
-  </w:abstractNum>
-  <w:abstractNum w:abstractNumId="4">
-    <w:lvl w:ilvl="0">
-      <w:start w:val="1"/>
-      <w:numFmt w:val="bullet"/>
-      <w:lvlText w:val="●"/>
-      <w:lvlJc w:val="left"/>
-      <w:pPr>
-        <w:ind w:left="720" w:hanging="360"/>
-      </w:pPr>
-      <w:rPr>
-        <w:u w:val="none"/>
-      </w:rPr>
-    </w:lvl>
-    <w:lvl w:ilvl="1">
-      <w:start w:val="1"/>
-      <w:numFmt w:val="bullet"/>
-      <w:lvlText w:val="○"/>
-      <w:lvlJc w:val="left"/>
-      <w:pPr>
-        <w:ind w:left="1440" w:hanging="360"/>
-      </w:pPr>
-      <w:rPr>
-        <w:u w:val="none"/>
-      </w:rPr>
-    </w:lvl>
-    <w:lvl w:ilvl="2">
-      <w:start w:val="1"/>
-      <w:numFmt w:val="bullet"/>
-      <w:lvlText w:val="■"/>
-      <w:lvlJc w:val="left"/>
-      <w:pPr>
-        <w:ind w:left="2160" w:hanging="360"/>
-      </w:pPr>
-      <w:rPr>
-        <w:u w:val="none"/>
-      </w:rPr>
-    </w:lvl>
-    <w:lvl w:ilvl="3">
-      <w:start w:val="1"/>
-      <w:numFmt w:val="bullet"/>
-      <w:lvlText w:val="●"/>
-      <w:lvlJc w:val="left"/>
-      <w:pPr>
-        <w:ind w:left="2880" w:hanging="360"/>
-      </w:pPr>
-      <w:rPr>
-        <w:u w:val="none"/>
-      </w:rPr>
-    </w:lvl>
-    <w:lvl w:ilvl="4">
-      <w:start w:val="1"/>
-      <w:numFmt w:val="bullet"/>
-      <w:lvlText w:val="○"/>
-      <w:lvlJc w:val="left"/>
-      <w:pPr>
-        <w:ind w:left="3600" w:hanging="360"/>
-      </w:pPr>
-      <w:rPr>
-        <w:u w:val="none"/>
-      </w:rPr>
-    </w:lvl>
-    <w:lvl w:ilvl="5">
-      <w:start w:val="1"/>
-      <w:numFmt w:val="bullet"/>
-      <w:lvlText w:val="■"/>
-      <w:lvlJc w:val="left"/>
-      <w:pPr>
-        <w:ind w:left="4320" w:hanging="360"/>
-      </w:pPr>
-      <w:rPr>
-        <w:u w:val="none"/>
-      </w:rPr>
-    </w:lvl>
-    <w:lvl w:ilvl="6">
-      <w:start w:val="1"/>
-      <w:numFmt w:val="bullet"/>
-      <w:lvlText w:val="●"/>
-      <w:lvlJc w:val="left"/>
-      <w:pPr>
-        <w:ind w:left="5040" w:hanging="360"/>
-      </w:pPr>
-      <w:rPr>
-        <w:u w:val="none"/>
-      </w:rPr>
-    </w:lvl>
-    <w:lvl w:ilvl="7">
-      <w:start w:val="1"/>
-      <w:numFmt w:val="bullet"/>
-      <w:lvlText w:val="○"/>
-      <w:lvlJc w:val="left"/>
-      <w:pPr>
-        <w:ind w:left="5760" w:hanging="360"/>
-      </w:pPr>
-      <w:rPr>
-        <w:u w:val="none"/>
-      </w:rPr>
-    </w:lvl>
-    <w:lvl w:ilvl="8">
-      <w:start w:val="1"/>
-      <w:numFmt w:val="bullet"/>
-      <w:lvlText w:val="■"/>
-      <w:lvlJc w:val="left"/>
-      <w:pPr>
-        <w:ind w:left="6480" w:hanging="360"/>
-      </w:pPr>
-      <w:rPr>
-        <w:u w:val="none"/>
-      </w:rPr>
-    </w:lvl>
-  </w:abstractNum>
-  <w:abstractNum w:abstractNumId="5">
-    <w:lvl w:ilvl="0">
-      <w:start w:val="1"/>
-      <w:numFmt w:val="bullet"/>
-      <w:lvlText w:val="●"/>
-      <w:lvlJc w:val="left"/>
-      <w:pPr>
-        <w:ind w:left="720" w:hanging="360"/>
-      </w:pPr>
-      <w:rPr>
-        <w:u w:val="none"/>
-      </w:rPr>
-    </w:lvl>
-    <w:lvl w:ilvl="1">
-      <w:start w:val="1"/>
-      <w:numFmt w:val="bullet"/>
-      <w:lvlText w:val="○"/>
-      <w:lvlJc w:val="left"/>
-      <w:pPr>
-        <w:ind w:left="1440" w:hanging="360"/>
-      </w:pPr>
-      <w:rPr>
-        <w:u w:val="none"/>
-      </w:rPr>
-    </w:lvl>
-    <w:lvl w:ilvl="2">
-      <w:start w:val="1"/>
-      <w:numFmt w:val="bullet"/>
-      <w:lvlText w:val="■"/>
-      <w:lvlJc w:val="left"/>
-      <w:pPr>
-        <w:ind w:left="2160" w:hanging="360"/>
-      </w:pPr>
-      <w:rPr>
-        <w:u w:val="none"/>
-      </w:rPr>
-    </w:lvl>
-    <w:lvl w:ilvl="3">
-      <w:start w:val="1"/>
-      <w:numFmt w:val="bullet"/>
-      <w:lvlText w:val="●"/>
-      <w:lvlJc w:val="left"/>
-      <w:pPr>
-        <w:ind w:left="2880" w:hanging="360"/>
-      </w:pPr>
-      <w:rPr>
-        <w:u w:val="none"/>
-      </w:rPr>
-    </w:lvl>
-    <w:lvl w:ilvl="4">
-      <w:start w:val="1"/>
-      <w:numFmt w:val="bullet"/>
-      <w:lvlText w:val="○"/>
-      <w:lvlJc w:val="left"/>
-      <w:pPr>
-        <w:ind w:left="3600" w:hanging="360"/>
-      </w:pPr>
-      <w:rPr>
-        <w:u w:val="none"/>
-      </w:rPr>
-    </w:lvl>
-    <w:lvl w:ilvl="5">
-      <w:start w:val="1"/>
-      <w:numFmt w:val="bullet"/>
-      <w:lvlText w:val="■"/>
-      <w:lvlJc w:val="left"/>
-      <w:pPr>
-        <w:ind w:left="4320" w:hanging="360"/>
-      </w:pPr>
-      <w:rPr>
-        <w:u w:val="none"/>
-      </w:rPr>
-    </w:lvl>
-    <w:lvl w:ilvl="6">
-      <w:start w:val="1"/>
-      <w:numFmt w:val="bullet"/>
-      <w:lvlText w:val="●"/>
-      <w:lvlJc w:val="left"/>
-      <w:pPr>
-        <w:ind w:left="5040" w:hanging="360"/>
-      </w:pPr>
-      <w:rPr>
-        <w:u w:val="none"/>
-      </w:rPr>
-    </w:lvl>
-    <w:lvl w:ilvl="7">
-      <w:start w:val="1"/>
-      <w:numFmt w:val="bullet"/>
-      <w:lvlText w:val="○"/>
-      <w:lvlJc w:val="left"/>
-      <w:pPr>
-        <w:ind w:left="5760" w:hanging="360"/>
-      </w:pPr>
-      <w:rPr>
-        <w:u w:val="none"/>
-      </w:rPr>
-    </w:lvl>
-    <w:lvl w:ilvl="8">
-      <w:start w:val="1"/>
-      <w:numFmt w:val="bullet"/>
-      <w:lvlText w:val="■"/>
-      <w:lvlJc w:val="left"/>
-      <w:pPr>
-        <w:ind w:left="6480" w:hanging="360"/>
-      </w:pPr>
-      <w:rPr>
-        <w:u w:val="none"/>
-      </w:rPr>
-    </w:lvl>
-  </w:abstractNum>
-  <w:abstractNum w:abstractNumId="6">
-    <w:lvl w:ilvl="0">
-      <w:start w:val="1"/>
-      <w:numFmt w:val="bullet"/>
-      <w:lvlText w:val="●"/>
-      <w:lvlJc w:val="left"/>
-      <w:pPr>
-        <w:ind w:left="720" w:hanging="360"/>
-      </w:pPr>
-      <w:rPr>
-        <w:u w:val="none"/>
-      </w:rPr>
-    </w:lvl>
-    <w:lvl w:ilvl="1">
-      <w:start w:val="1"/>
-      <w:numFmt w:val="bullet"/>
-      <w:lvlText w:val="○"/>
-      <w:lvlJc w:val="left"/>
-      <w:pPr>
-        <w:ind w:left="1440" w:hanging="360"/>
-      </w:pPr>
-      <w:rPr>
-        <w:u w:val="none"/>
-      </w:rPr>
-    </w:lvl>
-    <w:lvl w:ilvl="2">
-      <w:start w:val="1"/>
-      <w:numFmt w:val="bullet"/>
-      <w:lvlText w:val="■"/>
-      <w:lvlJc w:val="left"/>
-      <w:pPr>
-        <w:ind w:left="2160" w:hanging="360"/>
-      </w:pPr>
-      <w:rPr>
-        <w:u w:val="none"/>
-      </w:rPr>
-    </w:lvl>
-    <w:lvl w:ilvl="3">
-      <w:start w:val="1"/>
-      <w:numFmt w:val="bullet"/>
-      <w:lvlText w:val="●"/>
-      <w:lvlJc w:val="left"/>
-      <w:pPr>
-        <w:ind w:left="2880" w:hanging="360"/>
-      </w:pPr>
-      <w:rPr>
-        <w:u w:val="none"/>
-      </w:rPr>
-    </w:lvl>
-    <w:lvl w:ilvl="4">
-      <w:start w:val="1"/>
-      <w:numFmt w:val="bullet"/>
-      <w:lvlText w:val="○"/>
-      <w:lvlJc w:val="left"/>
-      <w:pPr>
-        <w:ind w:left="3600" w:hanging="360"/>
-      </w:pPr>
-      <w:rPr>
-        <w:u w:val="none"/>
-      </w:rPr>
-    </w:lvl>
-    <w:lvl w:ilvl="5">
-      <w:start w:val="1"/>
-      <w:numFmt w:val="bullet"/>
-      <w:lvlText w:val="■"/>
-      <w:lvlJc w:val="left"/>
-      <w:pPr>
-        <w:ind w:left="4320" w:hanging="360"/>
-      </w:pPr>
-      <w:rPr>
-        <w:u w:val="none"/>
-      </w:rPr>
-    </w:lvl>
-    <w:lvl w:ilvl="6">
-      <w:start w:val="1"/>
-      <w:numFmt w:val="bullet"/>
-      <w:lvlText w:val="●"/>
-      <w:lvlJc w:val="left"/>
-      <w:pPr>
-        <w:ind w:left="5040" w:hanging="360"/>
-      </w:pPr>
-      <w:rPr>
-        <w:u w:val="none"/>
-      </w:rPr>
-    </w:lvl>
-    <w:lvl w:ilvl="7">
-      <w:start w:val="1"/>
-      <w:numFmt w:val="bullet"/>
-      <w:lvlText w:val="○"/>
-      <w:lvlJc w:val="left"/>
-      <w:pPr>
-        <w:ind w:left="5760" w:hanging="360"/>
-      </w:pPr>
-      <w:rPr>
-        <w:u w:val="none"/>
-      </w:rPr>
-    </w:lvl>
-    <w:lvl w:ilvl="8">
-      <w:start w:val="1"/>
-      <w:numFmt w:val="bullet"/>
-      <w:lvlText w:val="■"/>
-      <w:lvlJc w:val="left"/>
-      <w:pPr>
-        <w:ind w:left="6480" w:hanging="360"/>
-      </w:pPr>
-      <w:rPr>
-        <w:u w:val="none"/>
-      </w:rPr>
-    </w:lvl>
-  </w:abstractNum>
-  <w:abstractNum w:abstractNumId="7">
-    <w:lvl w:ilvl="0">
-      <w:start w:val="1"/>
-      <w:numFmt w:val="bullet"/>
-      <w:lvlText w:val="●"/>
-      <w:lvlJc w:val="left"/>
-      <w:pPr>
-        <w:ind w:left="720" w:hanging="360"/>
-      </w:pPr>
-      <w:rPr>
-        <w:u w:val="none"/>
-      </w:rPr>
-    </w:lvl>
-    <w:lvl w:ilvl="1">
-      <w:start w:val="1"/>
-      <w:numFmt w:val="bullet"/>
-      <w:lvlText w:val="○"/>
-      <w:lvlJc w:val="left"/>
-      <w:pPr>
-        <w:ind w:left="1440" w:hanging="360"/>
-      </w:pPr>
-      <w:rPr>
-        <w:u w:val="none"/>
-      </w:rPr>
-    </w:lvl>
-    <w:lvl w:ilvl="2">
-      <w:start w:val="1"/>
-      <w:numFmt w:val="bullet"/>
-      <w:lvlText w:val="■"/>
-      <w:lvlJc w:val="left"/>
-      <w:pPr>
-        <w:ind w:left="2160" w:hanging="360"/>
-      </w:pPr>
-      <w:rPr>
-        <w:u w:val="none"/>
-      </w:rPr>
-    </w:lvl>
-    <w:lvl w:ilvl="3">
-      <w:start w:val="1"/>
-      <w:numFmt w:val="bullet"/>
-      <w:lvlText w:val="●"/>
-      <w:lvlJc w:val="left"/>
-      <w:pPr>
-        <w:ind w:left="2880" w:hanging="360"/>
-      </w:pPr>
-      <w:rPr>
-        <w:u w:val="none"/>
-      </w:rPr>
-    </w:lvl>
-    <w:lvl w:ilvl="4">
-      <w:start w:val="1"/>
-      <w:numFmt w:val="bullet"/>
-      <w:lvlText w:val="○"/>
-      <w:lvlJc w:val="left"/>
-      <w:pPr>
-        <w:ind w:left="3600" w:hanging="360"/>
-      </w:pPr>
-      <w:rPr>
-        <w:u w:val="none"/>
-      </w:rPr>
-    </w:lvl>
-    <w:lvl w:ilvl="5">
-      <w:start w:val="1"/>
-      <w:numFmt w:val="bullet"/>
-      <w:lvlText w:val="■"/>
-      <w:lvlJc w:val="left"/>
-      <w:pPr>
-        <w:ind w:left="4320" w:hanging="360"/>
-      </w:pPr>
-      <w:rPr>
-        <w:u w:val="none"/>
-      </w:rPr>
-    </w:lvl>
-    <w:lvl w:ilvl="6">
-      <w:start w:val="1"/>
-      <w:numFmt w:val="bullet"/>
-      <w:lvlText w:val="●"/>
-      <w:lvlJc w:val="left"/>
-      <w:pPr>
-        <w:ind w:left="5040" w:hanging="360"/>
-      </w:pPr>
-      <w:rPr>
-        <w:u w:val="none"/>
-      </w:rPr>
-    </w:lvl>
-    <w:lvl w:ilvl="7">
-      <w:start w:val="1"/>
-      <w:numFmt w:val="bullet"/>
-      <w:lvlText w:val="○"/>
-      <w:lvlJc w:val="left"/>
-      <w:pPr>
-        <w:ind w:left="5760" w:hanging="360"/>
-      </w:pPr>
-      <w:rPr>
-        <w:u w:val="none"/>
-      </w:rPr>
-    </w:lvl>
-    <w:lvl w:ilvl="8">
-      <w:start w:val="1"/>
-      <w:numFmt w:val="bullet"/>
-      <w:lvlText w:val="■"/>
-      <w:lvlJc w:val="left"/>
-      <w:pPr>
-        <w:ind w:left="6480" w:hanging="360"/>
-      </w:pPr>
-      <w:rPr>
-        <w:u w:val="none"/>
-      </w:rPr>
-    </w:lvl>
-  </w:abstractNum>
-  <w:abstractNum w:abstractNumId="8">
-    <w:lvl w:ilvl="0">
-      <w:start w:val="1"/>
-      <w:numFmt w:val="decimal"/>
-      <w:lvlText w:val="%1."/>
-      <w:lvlJc w:val="left"/>
-      <w:pPr>
-        <w:ind w:left="432" w:hanging="432"/>
-      </w:pPr>
-      <w:rPr/>
-    </w:lvl>
-    <w:lvl w:ilvl="1">
-      <w:start w:val="1"/>
-      <w:numFmt w:val="decimal"/>
-      <w:lvlText w:val=" %1.%2 "/>
-      <w:lvlJc w:val="left"/>
-      <w:pPr>
-        <w:ind w:left="576" w:hanging="576"/>
-      </w:pPr>
-      <w:rPr/>
-    </w:lvl>
-    <w:lvl w:ilvl="2">
-      <w:start w:val="1"/>
-      <w:numFmt w:val="decimal"/>
-      <w:lvlText w:val=" %1.%2.%3 "/>
-      <w:lvlJc w:val="left"/>
-      <w:pPr>
-        <w:ind w:left="720" w:hanging="720"/>
-      </w:pPr>
-      <w:rPr/>
-    </w:lvl>
-    <w:lvl w:ilvl="3">
-      <w:start w:val="1"/>
-      <w:numFmt w:val="decimal"/>
-      <w:lvlText w:val=" %1.%2.%3.%4 "/>
-      <w:lvlJc w:val="left"/>
-      <w:pPr>
-        <w:ind w:left="864" w:hanging="864"/>
-      </w:pPr>
-      <w:rPr/>
-    </w:lvl>
-    <w:lvl w:ilvl="4">
-      <w:start w:val="1"/>
-      <w:numFmt w:val="decimal"/>
-      <w:lvlText w:val=" %1.%2.%3.%4.%5 "/>
-      <w:lvlJc w:val="left"/>
-      <w:pPr>
-        <w:ind w:left="1008.0000000000001" w:hanging="1008.0000000000001"/>
-      </w:pPr>
-      <w:rPr/>
-    </w:lvl>
-    <w:lvl w:ilvl="5">
-      <w:start w:val="1"/>
-      <w:numFmt w:val="decimal"/>
-      <w:lvlText w:val=" %1.%2.%3.%4.%5.%6 "/>
-      <w:lvlJc w:val="left"/>
-      <w:pPr>
-        <w:ind w:left="1152" w:hanging="1152"/>
-      </w:pPr>
-      <w:rPr/>
-    </w:lvl>
-    <w:lvl w:ilvl="6">
-      <w:start w:val="1"/>
-      <w:numFmt w:val="decimal"/>
-      <w:lvlText w:val=" %1.%2.%3.%4.%5.%6.%7 "/>
-      <w:lvlJc w:val="left"/>
-      <w:pPr>
-        <w:ind w:left="1296" w:hanging="1296"/>
-      </w:pPr>
-      <w:rPr/>
-    </w:lvl>
-    <w:lvl w:ilvl="7">
-      <w:start w:val="1"/>
-      <w:numFmt w:val="decimal"/>
-      <w:lvlText w:val=" %1.%2.%3.%4.%5.%6.%7.%8 "/>
-      <w:lvlJc w:val="left"/>
-      <w:pPr>
-        <w:ind w:left="1440" w:hanging="1440"/>
-      </w:pPr>
-      <w:rPr/>
-    </w:lvl>
-    <w:lvl w:ilvl="8">
-      <w:start w:val="1"/>
-      <w:numFmt w:val="decimal"/>
-      <w:lvlText w:val=" %1.%2.%3.%4.%5.%6.%7.%8.%9 "/>
-      <w:lvlJc w:val="left"/>
-      <w:pPr>
-        <w:ind w:left="1584" w:hanging="1584"/>
-      </w:pPr>
-      <w:rPr/>
-    </w:lvl>
-  </w:abstractNum>
-  <w:abstractNum w:abstractNumId="9">
-    <w:lvl w:ilvl="0">
-      <w:start w:val="1"/>
-      <w:numFmt w:val="bullet"/>
-      <w:lvlText w:val="●"/>
-      <w:lvlJc w:val="left"/>
-      <w:pPr>
-        <w:ind w:left="720" w:hanging="360"/>
-      </w:pPr>
-      <w:rPr>
-        <w:u w:val="none"/>
-      </w:rPr>
-    </w:lvl>
-    <w:lvl w:ilvl="1">
-      <w:start w:val="1"/>
-      <w:numFmt w:val="bullet"/>
-      <w:lvlText w:val="○"/>
-      <w:lvlJc w:val="left"/>
-      <w:pPr>
-        <w:ind w:left="1440" w:hanging="360"/>
-      </w:pPr>
-      <w:rPr>
-        <w:u w:val="none"/>
-      </w:rPr>
-    </w:lvl>
-    <w:lvl w:ilvl="2">
-      <w:start w:val="1"/>
-      <w:numFmt w:val="bullet"/>
-      <w:lvlText w:val="■"/>
-      <w:lvlJc w:val="left"/>
-      <w:pPr>
-        <w:ind w:left="2160" w:hanging="360"/>
-      </w:pPr>
-      <w:rPr>
-        <w:u w:val="none"/>
-      </w:rPr>
-    </w:lvl>
-    <w:lvl w:ilvl="3">
-      <w:start w:val="1"/>
-      <w:numFmt w:val="bullet"/>
-      <w:lvlText w:val="●"/>
-      <w:lvlJc w:val="left"/>
-      <w:pPr>
-        <w:ind w:left="2880" w:hanging="360"/>
-      </w:pPr>
-      <w:rPr>
-        <w:u w:val="none"/>
-      </w:rPr>
-    </w:lvl>
-    <w:lvl w:ilvl="4">
-      <w:start w:val="1"/>
-      <w:numFmt w:val="bullet"/>
-      <w:lvlText w:val="○"/>
-      <w:lvlJc w:val="left"/>
-      <w:pPr>
-        <w:ind w:left="3600" w:hanging="360"/>
-      </w:pPr>
-      <w:rPr>
-        <w:u w:val="none"/>
-      </w:rPr>
-    </w:lvl>
-    <w:lvl w:ilvl="5">
-      <w:start w:val="1"/>
-      <w:numFmt w:val="bullet"/>
-      <w:lvlText w:val="■"/>
-      <w:lvlJc w:val="left"/>
-      <w:pPr>
-        <w:ind w:left="4320" w:hanging="360"/>
-      </w:pPr>
-      <w:rPr>
-        <w:u w:val="none"/>
-      </w:rPr>
-    </w:lvl>
-    <w:lvl w:ilvl="6">
-      <w:start w:val="1"/>
-      <w:numFmt w:val="bullet"/>
-      <w:lvlText w:val="●"/>
-      <w:lvlJc w:val="left"/>
-      <w:pPr>
-        <w:ind w:left="5040" w:hanging="360"/>
-      </w:pPr>
-      <w:rPr>
-        <w:u w:val="none"/>
-      </w:rPr>
-    </w:lvl>
-    <w:lvl w:ilvl="7">
-      <w:start w:val="1"/>
-      <w:numFmt w:val="bullet"/>
-      <w:lvlText w:val="○"/>
-      <w:lvlJc w:val="left"/>
-      <w:pPr>
-        <w:ind w:left="5760" w:hanging="360"/>
-      </w:pPr>
-      <w:rPr>
-        <w:u w:val="none"/>
-      </w:rPr>
-    </w:lvl>
-    <w:lvl w:ilvl="8">
-      <w:start w:val="1"/>
-      <w:numFmt w:val="bullet"/>
-      <w:lvlText w:val="■"/>
-      <w:lvlJc w:val="left"/>
-      <w:pPr>
-        <w:ind w:left="6480" w:hanging="360"/>
-      </w:pPr>
-      <w:rPr>
-        <w:u w:val="none"/>
-      </w:rPr>
-    </w:lvl>
-  </w:abstractNum>
-  <w:abstractNum w:abstractNumId="10">
-    <w:lvl w:ilvl="0">
-      <w:start w:val="1"/>
-      <w:numFmt w:val="bullet"/>
-      <w:lvlText w:val="●"/>
-      <w:lvlJc w:val="left"/>
-      <w:pPr>
-        <w:ind w:left="720" w:hanging="360"/>
-      </w:pPr>
-      <w:rPr>
-        <w:u w:val="none"/>
-      </w:rPr>
-    </w:lvl>
-    <w:lvl w:ilvl="1">
-      <w:start w:val="1"/>
-      <w:numFmt w:val="bullet"/>
-      <w:lvlText w:val="○"/>
-      <w:lvlJc w:val="left"/>
-      <w:pPr>
-        <w:ind w:left="1440" w:hanging="360"/>
-      </w:pPr>
-      <w:rPr>
-        <w:u w:val="none"/>
-      </w:rPr>
-    </w:lvl>
-    <w:lvl w:ilvl="2">
-      <w:start w:val="1"/>
-      <w:numFmt w:val="bullet"/>
-      <w:lvlText w:val="■"/>
-      <w:lvlJc w:val="left"/>
-      <w:pPr>
-        <w:ind w:left="2160" w:hanging="360"/>
-      </w:pPr>
-      <w:rPr>
-        <w:u w:val="none"/>
-      </w:rPr>
-    </w:lvl>
-    <w:lvl w:ilvl="3">
-      <w:start w:val="1"/>
-      <w:numFmt w:val="bullet"/>
-      <w:lvlText w:val="●"/>
-      <w:lvlJc w:val="left"/>
-      <w:pPr>
-        <w:ind w:left="2880" w:hanging="360"/>
-      </w:pPr>
-      <w:rPr>
-        <w:u w:val="none"/>
-      </w:rPr>
-    </w:lvl>
-    <w:lvl w:ilvl="4">
-      <w:start w:val="1"/>
-      <w:numFmt w:val="bullet"/>
-      <w:lvlText w:val="○"/>
-      <w:lvlJc w:val="left"/>
-      <w:pPr>
-        <w:ind w:left="3600" w:hanging="360"/>
-      </w:pPr>
-      <w:rPr>
-        <w:u w:val="none"/>
-      </w:rPr>
-    </w:lvl>
-    <w:lvl w:ilvl="5">
-      <w:start w:val="1"/>
-      <w:numFmt w:val="bullet"/>
-      <w:lvlText w:val="■"/>
-      <w:lvlJc w:val="left"/>
-      <w:pPr>
-        <w:ind w:left="4320" w:hanging="360"/>
-      </w:pPr>
-      <w:rPr>
-        <w:u w:val="none"/>
-      </w:rPr>
-    </w:lvl>
-    <w:lvl w:ilvl="6">
-      <w:start w:val="1"/>
-      <w:numFmt w:val="bullet"/>
-      <w:lvlText w:val="●"/>
-      <w:lvlJc w:val="left"/>
-      <w:pPr>
-        <w:ind w:left="5040" w:hanging="360"/>
-      </w:pPr>
-      <w:rPr>
-        <w:u w:val="none"/>
-      </w:rPr>
-    </w:lvl>
-    <w:lvl w:ilvl="7">
-      <w:start w:val="1"/>
-      <w:numFmt w:val="bullet"/>
-      <w:lvlText w:val="○"/>
-      <w:lvlJc w:val="left"/>
-      <w:pPr>
-        <w:ind w:left="5760" w:hanging="360"/>
-      </w:pPr>
-      <w:rPr>
-        <w:u w:val="none"/>
-      </w:rPr>
-    </w:lvl>
-    <w:lvl w:ilvl="8">
-      <w:start w:val="1"/>
-      <w:numFmt w:val="bullet"/>
-      <w:lvlText w:val="■"/>
-      <w:lvlJc w:val="left"/>
-      <w:pPr>
-        <w:ind w:left="6480" w:hanging="360"/>
-      </w:pPr>
-      <w:rPr>
-        <w:u w:val="none"/>
-      </w:rPr>
-    </w:lvl>
-  </w:abstractNum>
-  <w:abstractNum w:abstractNumId="11">
-    <w:lvl w:ilvl="0">
-      <w:start w:val="1"/>
-      <w:numFmt w:val="bullet"/>
-      <w:lvlText w:val="●"/>
-      <w:lvlJc w:val="left"/>
-      <w:pPr>
-        <w:ind w:left="720" w:hanging="360"/>
-      </w:pPr>
-      <w:rPr>
-        <w:u w:val="none"/>
-      </w:rPr>
-    </w:lvl>
-    <w:lvl w:ilvl="1">
-      <w:start w:val="1"/>
-      <w:numFmt w:val="bullet"/>
-      <w:lvlText w:val="○"/>
-      <w:lvlJc w:val="left"/>
-      <w:pPr>
-        <w:ind w:left="1440" w:hanging="360"/>
-      </w:pPr>
-      <w:rPr>
-        <w:u w:val="none"/>
-      </w:rPr>
-    </w:lvl>
-    <w:lvl w:ilvl="2">
-      <w:start w:val="1"/>
-      <w:numFmt w:val="bullet"/>
-      <w:lvlText w:val="■"/>
-      <w:lvlJc w:val="left"/>
-      <w:pPr>
-        <w:ind w:left="2160" w:hanging="360"/>
-      </w:pPr>
-      <w:rPr>
-        <w:u w:val="none"/>
-      </w:rPr>
-    </w:lvl>
-    <w:lvl w:ilvl="3">
-      <w:start w:val="1"/>
-      <w:numFmt w:val="bullet"/>
-      <w:lvlText w:val="●"/>
-      <w:lvlJc w:val="left"/>
-      <w:pPr>
-        <w:ind w:left="2880" w:hanging="360"/>
-      </w:pPr>
-      <w:rPr>
-        <w:u w:val="none"/>
-      </w:rPr>
-    </w:lvl>
-    <w:lvl w:ilvl="4">
-      <w:start w:val="1"/>
-      <w:numFmt w:val="bullet"/>
-      <w:lvlText w:val="○"/>
-      <w:lvlJc w:val="left"/>
-      <w:pPr>
-        <w:ind w:left="3600" w:hanging="360"/>
-      </w:pPr>
-      <w:rPr>
-        <w:u w:val="none"/>
-      </w:rPr>
-    </w:lvl>
-    <w:lvl w:ilvl="5">
-      <w:start w:val="1"/>
-      <w:numFmt w:val="bullet"/>
-      <w:lvlText w:val="■"/>
-      <w:lvlJc w:val="left"/>
-      <w:pPr>
-        <w:ind w:left="4320" w:hanging="360"/>
-      </w:pPr>
-      <w:rPr>
-        <w:u w:val="none"/>
-      </w:rPr>
-    </w:lvl>
-    <w:lvl w:ilvl="6">
-      <w:start w:val="1"/>
-      <w:numFmt w:val="bullet"/>
-      <w:lvlText w:val="●"/>
-      <w:lvlJc w:val="left"/>
-      <w:pPr>
-        <w:ind w:left="5040" w:hanging="360"/>
-      </w:pPr>
-      <w:rPr>
-        <w:u w:val="none"/>
-      </w:rPr>
-    </w:lvl>
-    <w:lvl w:ilvl="7">
-      <w:start w:val="1"/>
-      <w:numFmt w:val="bullet"/>
-      <w:lvlText w:val="○"/>
-      <w:lvlJc w:val="left"/>
-      <w:pPr>
-        <w:ind w:left="5760" w:hanging="360"/>
-      </w:pPr>
-      <w:rPr>
-        <w:u w:val="none"/>
-      </w:rPr>
-    </w:lvl>
-    <w:lvl w:ilvl="8">
-      <w:start w:val="1"/>
-      <w:numFmt w:val="bullet"/>
-      <w:lvlText w:val="■"/>
-      <w:lvlJc w:val="left"/>
-      <w:pPr>
-        <w:ind w:left="6480" w:hanging="360"/>
-      </w:pPr>
-      <w:rPr>
-        <w:u w:val="none"/>
-      </w:rPr>
-    </w:lvl>
-  </w:abstractNum>
-  <w:abstractNum w:abstractNumId="12">
-    <w:lvl w:ilvl="0">
-      <w:start w:val="1"/>
-      <w:numFmt w:val="bullet"/>
-      <w:lvlText w:val="●"/>
-      <w:lvlJc w:val="left"/>
-      <w:pPr>
-        <w:ind w:left="720" w:hanging="360"/>
-      </w:pPr>
-      <w:rPr>
-        <w:u w:val="none"/>
-      </w:rPr>
-    </w:lvl>
-    <w:lvl w:ilvl="1">
-      <w:start w:val="1"/>
-      <w:numFmt w:val="bullet"/>
-      <w:lvlText w:val="○"/>
-      <w:lvlJc w:val="left"/>
-      <w:pPr>
-        <w:ind w:left="1440" w:hanging="360"/>
-      </w:pPr>
-      <w:rPr>
-        <w:u w:val="none"/>
-      </w:rPr>
-    </w:lvl>
-    <w:lvl w:ilvl="2">
-      <w:start w:val="1"/>
-      <w:numFmt w:val="bullet"/>
-      <w:lvlText w:val="■"/>
-      <w:lvlJc w:val="left"/>
-      <w:pPr>
-        <w:ind w:left="2160" w:hanging="360"/>
-      </w:pPr>
-      <w:rPr>
-        <w:u w:val="none"/>
-      </w:rPr>
-    </w:lvl>
-    <w:lvl w:ilvl="3">
-      <w:start w:val="1"/>
-      <w:numFmt w:val="bullet"/>
-      <w:lvlText w:val="●"/>
-      <w:lvlJc w:val="left"/>
-      <w:pPr>
-        <w:ind w:left="2880" w:hanging="360"/>
-      </w:pPr>
-      <w:rPr>
-        <w:u w:val="none"/>
-      </w:rPr>
-    </w:lvl>
-    <w:lvl w:ilvl="4">
-      <w:start w:val="1"/>
-      <w:numFmt w:val="bullet"/>
-      <w:lvlText w:val="○"/>
-      <w:lvlJc w:val="left"/>
-      <w:pPr>
-        <w:ind w:left="3600" w:hanging="360"/>
-      </w:pPr>
-      <w:rPr>
-        <w:u w:val="none"/>
-      </w:rPr>
-    </w:lvl>
-    <w:lvl w:ilvl="5">
-      <w:start w:val="1"/>
-      <w:numFmt w:val="bullet"/>
-      <w:lvlText w:val="■"/>
-      <w:lvlJc w:val="left"/>
-      <w:pPr>
-        <w:ind w:left="4320" w:hanging="360"/>
-      </w:pPr>
-      <w:rPr>
-        <w:u w:val="none"/>
-      </w:rPr>
-    </w:lvl>
-    <w:lvl w:ilvl="6">
-      <w:start w:val="1"/>
-      <w:numFmt w:val="bullet"/>
-      <w:lvlText w:val="●"/>
-      <w:lvlJc w:val="left"/>
-      <w:pPr>
-        <w:ind w:left="5040" w:hanging="360"/>
-      </w:pPr>
-      <w:rPr>
-        <w:u w:val="none"/>
-      </w:rPr>
-    </w:lvl>
-    <w:lvl w:ilvl="7">
-      <w:start w:val="1"/>
-      <w:numFmt w:val="bullet"/>
-      <w:lvlText w:val="○"/>
-      <w:lvlJc w:val="left"/>
-      <w:pPr>
-        <w:ind w:left="5760" w:hanging="360"/>
-      </w:pPr>
-      <w:rPr>
-        <w:u w:val="none"/>
-      </w:rPr>
-    </w:lvl>
-    <w:lvl w:ilvl="8">
-      <w:start w:val="1"/>
-      <w:numFmt w:val="bullet"/>
-      <w:lvlText w:val="■"/>
-      <w:lvlJc w:val="left"/>
-      <w:pPr>
-        <w:ind w:left="6480" w:hanging="360"/>
-      </w:pPr>
-      <w:rPr>
-        <w:u w:val="none"/>
-      </w:rPr>
-    </w:lvl>
-  </w:abstractNum>
-  <w:abstractNum w:abstractNumId="13">
-    <w:lvl w:ilvl="0">
-      <w:start w:val="1"/>
-      <w:numFmt w:val="bullet"/>
-      <w:lvlText w:val="●"/>
-      <w:lvlJc w:val="left"/>
-      <w:pPr>
-        <w:ind w:left="720" w:hanging="360"/>
-      </w:pPr>
-      <w:rPr>
-        <w:u w:val="none"/>
-      </w:rPr>
-    </w:lvl>
-    <w:lvl w:ilvl="1">
-      <w:start w:val="1"/>
-      <w:numFmt w:val="bullet"/>
-      <w:lvlText w:val="○"/>
-      <w:lvlJc w:val="left"/>
-      <w:pPr>
-        <w:ind w:left="1440" w:hanging="360"/>
-      </w:pPr>
-      <w:rPr>
-        <w:u w:val="none"/>
-      </w:rPr>
-    </w:lvl>
-    <w:lvl w:ilvl="2">
-      <w:start w:val="1"/>
-      <w:numFmt w:val="bullet"/>
-      <w:lvlText w:val="■"/>
-      <w:lvlJc w:val="left"/>
-      <w:pPr>
-        <w:ind w:left="2160" w:hanging="360"/>
-      </w:pPr>
-      <w:rPr>
-        <w:u w:val="none"/>
-      </w:rPr>
-    </w:lvl>
-    <w:lvl w:ilvl="3">
-      <w:start w:val="1"/>
-      <w:numFmt w:val="bullet"/>
-      <w:lvlText w:val="●"/>
-      <w:lvlJc w:val="left"/>
-      <w:pPr>
-        <w:ind w:left="2880" w:hanging="360"/>
-      </w:pPr>
-      <w:rPr>
-        <w:u w:val="none"/>
-      </w:rPr>
-    </w:lvl>
-    <w:lvl w:ilvl="4">
-      <w:start w:val="1"/>
-      <w:numFmt w:val="bullet"/>
-      <w:lvlText w:val="○"/>
-      <w:lvlJc w:val="left"/>
-      <w:pPr>
-        <w:ind w:left="3600" w:hanging="360"/>
-      </w:pPr>
-      <w:rPr>
-        <w:u w:val="none"/>
-      </w:rPr>
-    </w:lvl>
-    <w:lvl w:ilvl="5">
-      <w:start w:val="1"/>
-      <w:numFmt w:val="bullet"/>
-      <w:lvlText w:val="■"/>
-      <w:lvlJc w:val="left"/>
-      <w:pPr>
-        <w:ind w:left="4320" w:hanging="360"/>
-      </w:pPr>
-      <w:rPr>
-        <w:u w:val="none"/>
-      </w:rPr>
-    </w:lvl>
-    <w:lvl w:ilvl="6">
-      <w:start w:val="1"/>
-      <w:numFmt w:val="bullet"/>
-      <w:lvlText w:val="●"/>
-      <w:lvlJc w:val="left"/>
-      <w:pPr>
-        <w:ind w:left="5040" w:hanging="360"/>
-      </w:pPr>
-      <w:rPr>
-        <w:u w:val="none"/>
-      </w:rPr>
-    </w:lvl>
-    <w:lvl w:ilvl="7">
-      <w:start w:val="1"/>
-      <w:numFmt w:val="bullet"/>
-      <w:lvlText w:val="○"/>
-      <w:lvlJc w:val="left"/>
-      <w:pPr>
-        <w:ind w:left="5760" w:hanging="360"/>
-      </w:pPr>
-      <w:rPr>
-        <w:u w:val="none"/>
-      </w:rPr>
-    </w:lvl>
-    <w:lvl w:ilvl="8">
-      <w:start w:val="1"/>
-      <w:numFmt w:val="bullet"/>
-      <w:lvlText w:val="■"/>
-      <w:lvlJc w:val="left"/>
-      <w:pPr>
-        <w:ind w:left="6480" w:hanging="360"/>
-      </w:pPr>
-      <w:rPr>
-        <w:u w:val="none"/>
-      </w:rPr>
-    </w:lvl>
-  </w:abstractNum>
-  <w:abstractNum w:abstractNumId="14">
-    <w:lvl w:ilvl="0">
-      <w:start w:val="1"/>
-      <w:numFmt w:val="bullet"/>
-      <w:lvlText w:val="●"/>
-      <w:lvlJc w:val="left"/>
-      <w:pPr>
-        <w:ind w:left="720" w:hanging="360"/>
-      </w:pPr>
-      <w:rPr>
-        <w:u w:val="none"/>
-      </w:rPr>
-    </w:lvl>
-    <w:lvl w:ilvl="1">
-      <w:start w:val="1"/>
-      <w:numFmt w:val="bullet"/>
-      <w:lvlText w:val="○"/>
-      <w:lvlJc w:val="left"/>
-      <w:pPr>
-        <w:ind w:left="1440" w:hanging="360"/>
-      </w:pPr>
-      <w:rPr>
-        <w:u w:val="none"/>
-      </w:rPr>
-    </w:lvl>
-    <w:lvl w:ilvl="2">
-      <w:start w:val="1"/>
-      <w:numFmt w:val="bullet"/>
-      <w:lvlText w:val="■"/>
-      <w:lvlJc w:val="left"/>
-      <w:pPr>
-        <w:ind w:left="2160" w:hanging="360"/>
-      </w:pPr>
-      <w:rPr>
-        <w:u w:val="none"/>
-      </w:rPr>
-    </w:lvl>
-    <w:lvl w:ilvl="3">
-      <w:start w:val="1"/>
-      <w:numFmt w:val="bullet"/>
-      <w:lvlText w:val="●"/>
-      <w:lvlJc w:val="left"/>
-      <w:pPr>
-        <w:ind w:left="2880" w:hanging="360"/>
-      </w:pPr>
-      <w:rPr>
-        <w:u w:val="none"/>
-      </w:rPr>
-    </w:lvl>
-    <w:lvl w:ilvl="4">
-      <w:start w:val="1"/>
-      <w:numFmt w:val="bullet"/>
-      <w:lvlText w:val="○"/>
-      <w:lvlJc w:val="left"/>
-      <w:pPr>
-        <w:ind w:left="3600" w:hanging="360"/>
-      </w:pPr>
-      <w:rPr>
-        <w:u w:val="none"/>
-      </w:rPr>
-    </w:lvl>
-    <w:lvl w:ilvl="5">
-      <w:start w:val="1"/>
-      <w:numFmt w:val="bullet"/>
-      <w:lvlText w:val="■"/>
-      <w:lvlJc w:val="left"/>
-      <w:pPr>
-        <w:ind w:left="4320" w:hanging="360"/>
-      </w:pPr>
-      <w:rPr>
-        <w:u w:val="none"/>
-      </w:rPr>
-    </w:lvl>
-    <w:lvl w:ilvl="6">
-      <w:start w:val="1"/>
-      <w:numFmt w:val="bullet"/>
-      <w:lvlText w:val="●"/>
-      <w:lvlJc w:val="left"/>
-      <w:pPr>
-        <w:ind w:left="5040" w:hanging="360"/>
-      </w:pPr>
-      <w:rPr>
-        <w:u w:val="none"/>
-      </w:rPr>
-    </w:lvl>
-    <w:lvl w:ilvl="7">
-      <w:start w:val="1"/>
-      <w:numFmt w:val="bullet"/>
-      <w:lvlText w:val="○"/>
-      <w:lvlJc w:val="left"/>
-      <w:pPr>
-        <w:ind w:left="5760" w:hanging="360"/>
-      </w:pPr>
-      <w:rPr>
-        <w:u w:val="none"/>
-      </w:rPr>
-    </w:lvl>
-    <w:lvl w:ilvl="8">
-      <w:start w:val="1"/>
-      <w:numFmt w:val="bullet"/>
-      <w:lvlText w:val="■"/>
-      <w:lvlJc w:val="left"/>
-      <w:pPr>
-        <w:ind w:left="6480" w:hanging="360"/>
-      </w:pPr>
-      <w:rPr>
-        <w:u w:val="none"/>
-      </w:rPr>
-    </w:lvl>
-  </w:abstractNum>
-  <w:abstractNum w:abstractNumId="15">
-    <w:lvl w:ilvl="0">
-      <w:start w:val="1"/>
-      <w:numFmt w:val="bullet"/>
-      <w:lvlText w:val="●"/>
-      <w:lvlJc w:val="left"/>
-      <w:pPr>
-        <w:ind w:left="720" w:hanging="360"/>
-      </w:pPr>
-      <w:rPr>
-        <w:u w:val="none"/>
-      </w:rPr>
-    </w:lvl>
-    <w:lvl w:ilvl="1">
-      <w:start w:val="1"/>
-      <w:numFmt w:val="bullet"/>
-      <w:lvlText w:val="○"/>
-      <w:lvlJc w:val="left"/>
-      <w:pPr>
-        <w:ind w:left="1440" w:hanging="360"/>
-      </w:pPr>
-      <w:rPr>
-        <w:u w:val="none"/>
-      </w:rPr>
-    </w:lvl>
-    <w:lvl w:ilvl="2">
-      <w:start w:val="1"/>
-      <w:numFmt w:val="bullet"/>
-      <w:lvlText w:val="■"/>
-      <w:lvlJc w:val="left"/>
-      <w:pPr>
-        <w:ind w:left="2160" w:hanging="360"/>
-      </w:pPr>
-      <w:rPr>
-        <w:u w:val="none"/>
-      </w:rPr>
-    </w:lvl>
-    <w:lvl w:ilvl="3">
-      <w:start w:val="1"/>
-      <w:numFmt w:val="bullet"/>
-      <w:lvlText w:val="●"/>
-      <w:lvlJc w:val="left"/>
-      <w:pPr>
-        <w:ind w:left="2880" w:hanging="360"/>
-      </w:pPr>
-      <w:rPr>
-        <w:u w:val="none"/>
-      </w:rPr>
-    </w:lvl>
-    <w:lvl w:ilvl="4">
-      <w:start w:val="1"/>
-      <w:numFmt w:val="bullet"/>
-      <w:lvlText w:val="○"/>
-      <w:lvlJc w:val="left"/>
-      <w:pPr>
-        <w:ind w:left="3600" w:hanging="360"/>
-      </w:pPr>
-      <w:rPr>
-        <w:u w:val="none"/>
-      </w:rPr>
-    </w:lvl>
-    <w:lvl w:ilvl="5">
-      <w:start w:val="1"/>
-      <w:numFmt w:val="bullet"/>
-      <w:lvlText w:val="■"/>
-      <w:lvlJc w:val="left"/>
-      <w:pPr>
-        <w:ind w:left="4320" w:hanging="360"/>
-      </w:pPr>
-      <w:rPr>
-        <w:u w:val="none"/>
-      </w:rPr>
-    </w:lvl>
-    <w:lvl w:ilvl="6">
-      <w:start w:val="1"/>
-      <w:numFmt w:val="bullet"/>
-      <w:lvlText w:val="●"/>
-      <w:lvlJc w:val="left"/>
-      <w:pPr>
-        <w:ind w:left="5040" w:hanging="360"/>
-      </w:pPr>
-      <w:rPr>
-        <w:u w:val="none"/>
-      </w:rPr>
-    </w:lvl>
-    <w:lvl w:ilvl="7">
-      <w:start w:val="1"/>
-      <w:numFmt w:val="bullet"/>
-      <w:lvlText w:val="○"/>
-      <w:lvlJc w:val="left"/>
-      <w:pPr>
-        <w:ind w:left="5760" w:hanging="360"/>
-      </w:pPr>
-      <w:rPr>
-        <w:u w:val="none"/>
-      </w:rPr>
-    </w:lvl>
-    <w:lvl w:ilvl="8">
-      <w:start w:val="1"/>
-      <w:numFmt w:val="bullet"/>
-      <w:lvlText w:val="■"/>
-      <w:lvlJc w:val="left"/>
-      <w:pPr>
-        <w:ind w:left="6480" w:hanging="360"/>
-      </w:pPr>
-      <w:rPr>
-        <w:u w:val="none"/>
-      </w:rPr>
-    </w:lvl>
-  </w:abstractNum>
-  <w:abstractNum w:abstractNumId="16">
-    <w:lvl w:ilvl="0">
-      <w:start w:val="1"/>
-      <w:numFmt w:val="bullet"/>
-      <w:lvlText w:val="●"/>
-      <w:lvlJc w:val="left"/>
-      <w:pPr>
-        <w:ind w:left="720" w:hanging="360"/>
-      </w:pPr>
-      <w:rPr>
-        <w:u w:val="none"/>
-      </w:rPr>
-    </w:lvl>
-    <w:lvl w:ilvl="1">
-      <w:start w:val="1"/>
-      <w:numFmt w:val="bullet"/>
-      <w:lvlText w:val="○"/>
-      <w:lvlJc w:val="left"/>
-      <w:pPr>
-        <w:ind w:left="1440" w:hanging="360"/>
-      </w:pPr>
-      <w:rPr>
-        <w:u w:val="none"/>
-      </w:rPr>
-    </w:lvl>
-    <w:lvl w:ilvl="2">
-      <w:start w:val="1"/>
-      <w:numFmt w:val="bullet"/>
-      <w:lvlText w:val="■"/>
-      <w:lvlJc w:val="left"/>
-      <w:pPr>
-        <w:ind w:left="2160" w:hanging="360"/>
-      </w:pPr>
-      <w:rPr>
-        <w:u w:val="none"/>
-      </w:rPr>
-    </w:lvl>
-    <w:lvl w:ilvl="3">
-      <w:start w:val="1"/>
-      <w:numFmt w:val="bullet"/>
-      <w:lvlText w:val="●"/>
-      <w:lvlJc w:val="left"/>
-      <w:pPr>
-        <w:ind w:left="2880" w:hanging="360"/>
-      </w:pPr>
-      <w:rPr>
-        <w:u w:val="none"/>
-      </w:rPr>
-    </w:lvl>
-    <w:lvl w:ilvl="4">
-      <w:start w:val="1"/>
-      <w:numFmt w:val="bullet"/>
-      <w:lvlText w:val="○"/>
-      <w:lvlJc w:val="left"/>
-      <w:pPr>
-        <w:ind w:left="3600" w:hanging="360"/>
-      </w:pPr>
-      <w:rPr>
-        <w:u w:val="none"/>
-      </w:rPr>
-    </w:lvl>
-    <w:lvl w:ilvl="5">
-      <w:start w:val="1"/>
-      <w:numFmt w:val="bullet"/>
-      <w:lvlText w:val="■"/>
-      <w:lvlJc w:val="left"/>
-      <w:pPr>
-        <w:ind w:left="4320" w:hanging="360"/>
-      </w:pPr>
-      <w:rPr>
-        <w:u w:val="none"/>
-      </w:rPr>
-    </w:lvl>
-    <w:lvl w:ilvl="6">
-      <w:start w:val="1"/>
-      <w:numFmt w:val="bullet"/>
-      <w:lvlText w:val="●"/>
-      <w:lvlJc w:val="left"/>
-      <w:pPr>
-        <w:ind w:left="5040" w:hanging="360"/>
-      </w:pPr>
-      <w:rPr>
-        <w:u w:val="none"/>
-      </w:rPr>
-    </w:lvl>
-    <w:lvl w:ilvl="7">
-      <w:start w:val="1"/>
-      <w:numFmt w:val="bullet"/>
-      <w:lvlText w:val="○"/>
-      <w:lvlJc w:val="left"/>
-      <w:pPr>
-        <w:ind w:left="5760" w:hanging="360"/>
-      </w:pPr>
-      <w:rPr>
-        <w:u w:val="none"/>
-      </w:rPr>
-    </w:lvl>
-    <w:lvl w:ilvl="8">
-      <w:start w:val="1"/>
-      <w:numFmt w:val="bullet"/>
-      <w:lvlText w:val="■"/>
-      <w:lvlJc w:val="left"/>
-      <w:pPr>
-        <w:ind w:left="6480" w:hanging="360"/>
-      </w:pPr>
-      <w:rPr>
-        <w:u w:val="none"/>
-      </w:rPr>
-    </w:lvl>
-  </w:abstractNum>
-  <w:abstractNum w:abstractNumId="17">
-    <w:lvl w:ilvl="0">
-      <w:start w:val="1"/>
-      <w:numFmt w:val="bullet"/>
-      <w:lvlText w:val="●"/>
-      <w:lvlJc w:val="left"/>
-      <w:pPr>
-        <w:ind w:left="720" w:hanging="360"/>
-      </w:pPr>
-      <w:rPr>
-        <w:u w:val="none"/>
-      </w:rPr>
-    </w:lvl>
-    <w:lvl w:ilvl="1">
-      <w:start w:val="1"/>
-      <w:numFmt w:val="bullet"/>
-      <w:lvlText w:val="○"/>
-      <w:lvlJc w:val="left"/>
-      <w:pPr>
-        <w:ind w:left="1440" w:hanging="360"/>
-      </w:pPr>
-      <w:rPr>
-        <w:u w:val="none"/>
-      </w:rPr>
-    </w:lvl>
-    <w:lvl w:ilvl="2">
-      <w:start w:val="1"/>
-      <w:numFmt w:val="bullet"/>
-      <w:lvlText w:val="■"/>
-      <w:lvlJc w:val="left"/>
-      <w:pPr>
-        <w:ind w:left="2160" w:hanging="360"/>
-      </w:pPr>
-      <w:rPr>
-        <w:u w:val="none"/>
-      </w:rPr>
-    </w:lvl>
-    <w:lvl w:ilvl="3">
-      <w:start w:val="1"/>
-      <w:numFmt w:val="bullet"/>
-      <w:lvlText w:val="●"/>
-      <w:lvlJc w:val="left"/>
-      <w:pPr>
-        <w:ind w:left="2880" w:hanging="360"/>
-      </w:pPr>
-      <w:rPr>
-        <w:u w:val="none"/>
-      </w:rPr>
-    </w:lvl>
-    <w:lvl w:ilvl="4">
-      <w:start w:val="1"/>
-      <w:numFmt w:val="bullet"/>
-      <w:lvlText w:val="○"/>
-      <w:lvlJc w:val="left"/>
-      <w:pPr>
-        <w:ind w:left="3600" w:hanging="360"/>
-      </w:pPr>
-      <w:rPr>
-        <w:u w:val="none"/>
-      </w:rPr>
-    </w:lvl>
-    <w:lvl w:ilvl="5">
-      <w:start w:val="1"/>
-      <w:numFmt w:val="bullet"/>
-      <w:lvlText w:val="■"/>
-      <w:lvlJc w:val="left"/>
-      <w:pPr>
-        <w:ind w:left="4320" w:hanging="360"/>
-      </w:pPr>
-      <w:rPr>
-        <w:u w:val="none"/>
-      </w:rPr>
-    </w:lvl>
-    <w:lvl w:ilvl="6">
-      <w:start w:val="1"/>
-      <w:numFmt w:val="bullet"/>
-      <w:lvlText w:val="●"/>
-      <w:lvlJc w:val="left"/>
-      <w:pPr>
-        <w:ind w:left="5040" w:hanging="360"/>
-      </w:pPr>
-      <w:rPr>
-        <w:u w:val="none"/>
-      </w:rPr>
-    </w:lvl>
-    <w:lvl w:ilvl="7">
-      <w:start w:val="1"/>
-      <w:numFmt w:val="bullet"/>
-      <w:lvlText w:val="○"/>
-      <w:lvlJc w:val="left"/>
-      <w:pPr>
-        <w:ind w:left="5760" w:hanging="360"/>
-      </w:pPr>
-      <w:rPr>
-        <w:u w:val="none"/>
-      </w:rPr>
-    </w:lvl>
-    <w:lvl w:ilvl="8">
-      <w:start w:val="1"/>
-      <w:numFmt w:val="bullet"/>
-      <w:lvlText w:val="■"/>
-      <w:lvlJc w:val="left"/>
       <w:pPr>
         <w:ind w:left="6480" w:hanging="360"/>
       </w:pPr>
@@ -9684,11 +9667,19 @@
       </w:pPr>
     </w:pPrDefault>
   </w:docDefaults>
+  <w:style w:type="table" w:styleId="TableNormal" w:default="1">
+    <w:name w:val="TableNormal"/>
+    <w:tblPr>
+      <w:tblCellMar>
+        <w:top w:w="100.0" w:type="dxa"/>
+        <w:left w:w="100.0" w:type="dxa"/>
+        <w:bottom w:w="100.0" w:type="dxa"/>
+        <w:right w:w="100.0" w:type="dxa"/>
+      </w:tblCellMar>
+    </w:tblPr>
+  </w:style>
   <w:style w:type="paragraph" w:styleId="Normal" w:default="1">
     <w:name w:val="normal"/>
-  </w:style>
-  <w:style w:type="table" w:styleId="TableNormal" w:default="1">
-    <w:name w:val="Table Normal"/>
   </w:style>
   <w:style w:type="paragraph" w:styleId="Heading1">
     <w:name w:val="heading 1"/>
@@ -9837,12 +9828,6 @@
     <w:tblPr>
       <w:tblStyleRowBandSize w:val="1"/>
       <w:tblStyleColBandSize w:val="1"/>
-      <w:tblCellMar>
-        <w:top w:w="100.0" w:type="dxa"/>
-        <w:left w:w="100.0" w:type="dxa"/>
-        <w:bottom w:w="100.0" w:type="dxa"/>
-        <w:right w:w="100.0" w:type="dxa"/>
-      </w:tblCellMar>
     </w:tblPr>
   </w:style>
   <w:style w:type="table" w:styleId="Table2">
@@ -9850,12 +9835,6 @@
     <w:tblPr>
       <w:tblStyleRowBandSize w:val="1"/>
       <w:tblStyleColBandSize w:val="1"/>
-      <w:tblCellMar>
-        <w:top w:w="100.0" w:type="dxa"/>
-        <w:left w:w="100.0" w:type="dxa"/>
-        <w:bottom w:w="100.0" w:type="dxa"/>
-        <w:right w:w="100.0" w:type="dxa"/>
-      </w:tblCellMar>
     </w:tblPr>
   </w:style>
   <w:style w:type="table" w:styleId="Table3">
@@ -9863,12 +9842,6 @@
     <w:tblPr>
       <w:tblStyleRowBandSize w:val="1"/>
       <w:tblStyleColBandSize w:val="1"/>
-      <w:tblCellMar>
-        <w:top w:w="100.0" w:type="dxa"/>
-        <w:left w:w="100.0" w:type="dxa"/>
-        <w:bottom w:w="100.0" w:type="dxa"/>
-        <w:right w:w="100.0" w:type="dxa"/>
-      </w:tblCellMar>
     </w:tblPr>
   </w:style>
   <w:style w:type="table" w:styleId="Table4">
@@ -9876,12 +9849,6 @@
     <w:tblPr>
       <w:tblStyleRowBandSize w:val="1"/>
       <w:tblStyleColBandSize w:val="1"/>
-      <w:tblCellMar>
-        <w:top w:w="100.0" w:type="dxa"/>
-        <w:left w:w="100.0" w:type="dxa"/>
-        <w:bottom w:w="100.0" w:type="dxa"/>
-        <w:right w:w="100.0" w:type="dxa"/>
-      </w:tblCellMar>
     </w:tblPr>
   </w:style>
   <w:style w:type="table" w:styleId="Table5">
@@ -9889,12 +9856,6 @@
     <w:tblPr>
       <w:tblStyleRowBandSize w:val="1"/>
       <w:tblStyleColBandSize w:val="1"/>
-      <w:tblCellMar>
-        <w:top w:w="100.0" w:type="dxa"/>
-        <w:left w:w="100.0" w:type="dxa"/>
-        <w:bottom w:w="100.0" w:type="dxa"/>
-        <w:right w:w="100.0" w:type="dxa"/>
-      </w:tblCellMar>
     </w:tblPr>
   </w:style>
   <w:style w:type="table" w:styleId="Table6">
@@ -9902,12 +9863,6 @@
     <w:tblPr>
       <w:tblStyleRowBandSize w:val="1"/>
       <w:tblStyleColBandSize w:val="1"/>
-      <w:tblCellMar>
-        <w:top w:w="100.0" w:type="dxa"/>
-        <w:left w:w="100.0" w:type="dxa"/>
-        <w:bottom w:w="100.0" w:type="dxa"/>
-        <w:right w:w="100.0" w:type="dxa"/>
-      </w:tblCellMar>
     </w:tblPr>
   </w:style>
   <w:style w:type="table" w:styleId="Table7">
@@ -9915,12 +9870,6 @@
     <w:tblPr>
       <w:tblStyleRowBandSize w:val="1"/>
       <w:tblStyleColBandSize w:val="1"/>
-      <w:tblCellMar>
-        <w:top w:w="100.0" w:type="dxa"/>
-        <w:left w:w="100.0" w:type="dxa"/>
-        <w:bottom w:w="100.0" w:type="dxa"/>
-        <w:right w:w="100.0" w:type="dxa"/>
-      </w:tblCellMar>
     </w:tblPr>
   </w:style>
 </w:styles>
